--- a/Docs/GAI_declaration_poster/GAI_declaration_LIFE748_poster.docx
+++ b/Docs/GAI_declaration_poster/GAI_declaration_LIFE748_poster.docx
@@ -1,6 +1,6 @@
 
 <file path=word/document.xml><?xml version="1.0" encoding="utf-8"?>
-<w:document xmlns:wpc="http://schemas.microsoft.com/office/word/2010/wordprocessingCanvas" xmlns:cx="http://schemas.microsoft.com/office/drawing/2014/chartex" xmlns:cx1="http://schemas.microsoft.com/office/drawing/2015/9/8/chartex" xmlns:cx2="http://schemas.microsoft.com/office/drawing/2015/10/21/chartex" xmlns:cx3="http://schemas.microsoft.com/office/drawing/2016/5/9/chartex" xmlns:cx4="http://schemas.microsoft.com/office/drawing/2016/5/10/chartex" xmlns:cx5="http://schemas.microsoft.com/office/drawing/2016/5/11/chartex" xmlns:cx6="http://schemas.microsoft.com/office/drawing/2016/5/12/chartex" xmlns:cx7="http://schemas.microsoft.com/office/drawing/2016/5/13/chartex" xmlns:cx8="http://schemas.microsoft.com/office/drawing/2016/5/14/chartex" xmlns:mc="http://schemas.openxmlformats.org/markup-compatibility/2006" xmlns:aink="http://schemas.microsoft.com/office/drawing/2016/ink" xmlns:am3d="http://schemas.microsoft.com/office/drawing/2017/model3d" xmlns:o="urn:schemas-microsoft-com:office:office" xmlns:oel="http://schemas.microsoft.com/office/2019/extlst" xmlns:r="http://schemas.openxmlformats.org/officeDocument/2006/relationships" xmlns:m="http://schemas.openxmlformats.org/officeDocument/2006/math" xmlns:v="urn:schemas-microsoft-com:vml" xmlns:wp14="http://schemas.microsoft.com/office/word/2010/wordprocessingDrawing" xmlns:wp="http://schemas.openxmlformats.org/drawingml/2006/wordprocessingDrawing" xmlns:w10="urn:schemas-microsoft-com:office:word" xmlns:w="http://schemas.openxmlformats.org/wordprocessingml/2006/main" xmlns:w14="http://schemas.microsoft.com/office/word/2010/wordml" xmlns:w15="http://schemas.microsoft.com/office/word/2012/wordml" xmlns:w16cex="http://schemas.microsoft.com/office/word/2018/wordml/cex" xmlns:w16cid="http://schemas.microsoft.com/office/word/2016/wordml/cid" xmlns:w16="http://schemas.microsoft.com/office/word/2018/wordml" xmlns:w16du="http://schemas.microsoft.com/office/word/2023/wordml/word16du" xmlns:w16sdtdh="http://schemas.microsoft.com/office/word/2020/wordml/sdtdatahash" xmlns:w16sdtfl="http://schemas.microsoft.com/office/word/2024/wordml/sdtformatlock" xmlns:w16se="http://schemas.microsoft.com/office/word/2015/wordml/symex" xmlns:wpg="http://schemas.microsoft.com/office/word/2010/wordprocessingGroup" xmlns:wpi="http://schemas.microsoft.com/office/word/2010/wordprocessingInk" xmlns:wne="http://schemas.microsoft.com/office/word/2006/wordml" xmlns:wps="http://schemas.microsoft.com/office/word/2010/wordprocessingShape" mc:Ignorable="w14 w15 w16se w16cid w16 w16cex w16sdtdh w16sdtfl w16du wp14">
+<w:document xmlns:wpc="http://schemas.microsoft.com/office/word/2010/wordprocessingCanvas" xmlns:cx="http://schemas.microsoft.com/office/drawing/2014/chartex" xmlns:cx1="http://schemas.microsoft.com/office/drawing/2015/9/8/chartex" xmlns:cx2="http://schemas.microsoft.com/office/drawing/2015/10/21/chartex" xmlns:cx3="http://schemas.microsoft.com/office/drawing/2016/5/9/chartex" xmlns:cx4="http://schemas.microsoft.com/office/drawing/2016/5/10/chartex" xmlns:cx5="http://schemas.microsoft.com/office/drawing/2016/5/11/chartex" xmlns:cx6="http://schemas.microsoft.com/office/drawing/2016/5/12/chartex" xmlns:cx7="http://schemas.microsoft.com/office/drawing/2016/5/13/chartex" xmlns:cx8="http://schemas.microsoft.com/office/drawing/2016/5/14/chartex" xmlns:mc="http://schemas.openxmlformats.org/markup-compatibility/2006" xmlns:aink="http://schemas.microsoft.com/office/drawing/2016/ink" xmlns:am3d="http://schemas.microsoft.com/office/drawing/2017/model3d" xmlns:o="urn:schemas-microsoft-com:office:office" xmlns:oel="http://schemas.microsoft.com/office/2019/extlst" xmlns:r="http://schemas.openxmlformats.org/officeDocument/2006/relationships" xmlns:m="http://schemas.openxmlformats.org/officeDocument/2006/math" xmlns:v="urn:schemas-microsoft-com:vml" xmlns:wp14="http://schemas.microsoft.com/office/word/2010/wordprocessingDrawing" xmlns:wp="http://schemas.openxmlformats.org/drawingml/2006/wordprocessingDrawing" xmlns:w10="urn:schemas-microsoft-com:office:word" xmlns:w="http://schemas.openxmlformats.org/wordprocessingml/2006/main" xmlns:w14="http://schemas.microsoft.com/office/word/2010/wordml" xmlns:w15="http://schemas.microsoft.com/office/word/2012/wordml" xmlns:w16cei="http://schemas.microsoft.com/office/word/2026/wordml/cei" xmlns:w16cex="http://schemas.microsoft.com/office/word/2018/wordml/cex" xmlns:w16cid="http://schemas.microsoft.com/office/word/2016/wordml/cid" xmlns:w16="http://schemas.microsoft.com/office/word/2018/wordml" xmlns:w16du="http://schemas.microsoft.com/office/word/2023/wordml/word16du" xmlns:w16sdtdh="http://schemas.microsoft.com/office/word/2020/wordml/sdtdatahash" xmlns:w16sdtfl="http://schemas.microsoft.com/office/word/2024/wordml/sdtformatlock" xmlns:w16se="http://schemas.microsoft.com/office/word/2015/wordml/symex" xmlns:wpg="http://schemas.microsoft.com/office/word/2010/wordprocessingGroup" xmlns:wpi="http://schemas.microsoft.com/office/word/2010/wordprocessingInk" xmlns:wne="http://schemas.microsoft.com/office/word/2006/wordml" xmlns:wps="http://schemas.microsoft.com/office/word/2010/wordprocessingShape" mc:Ignorable="w14 w15 w16se w16cid w16 w16cex w16sdtdh w16sdtfl w16du wp14">
   <w:body>
     <w:p>
       <w:pPr>
@@ -59,7 +59,25 @@
           <w:szCs w:val="22"/>
           <w:lang w:val="en-GB"/>
         </w:rPr>
-        <w:t>I did use GAI in the preparation of this report. </w:t>
+        <w:t xml:space="preserve">I did use GAI in the preparation of this </w:t>
+      </w:r>
+      <w:r>
+        <w:rPr>
+          <w:rFonts w:ascii="Arial" w:hAnsi="Arial" w:cs="Arial"/>
+          <w:sz w:val="22"/>
+          <w:szCs w:val="22"/>
+          <w:lang w:val="en-GB"/>
+        </w:rPr>
+        <w:t>presentation</w:t>
+      </w:r>
+      <w:r>
+        <w:rPr>
+          <w:rFonts w:ascii="Arial" w:hAnsi="Arial" w:cs="Arial"/>
+          <w:sz w:val="22"/>
+          <w:szCs w:val="22"/>
+          <w:lang w:val="en-GB"/>
+        </w:rPr>
+        <w:t>. </w:t>
       </w:r>
     </w:p>
     <w:p>
@@ -264,8 +282,8 @@
         <w:tblLook w:val="04A0" w:firstRow="1" w:lastRow="0" w:firstColumn="1" w:lastColumn="0" w:noHBand="0" w:noVBand="1"/>
       </w:tblPr>
       <w:tblGrid>
-        <w:gridCol w:w="1815"/>
-        <w:gridCol w:w="6810"/>
+        <w:gridCol w:w="2729"/>
+        <w:gridCol w:w="5896"/>
       </w:tblGrid>
       <w:tr>
         <w:trPr>
@@ -349,25 +367,18 @@
             <w:r>
               <w:rPr>
                 <w:rFonts w:ascii="Arial" w:eastAsia="Times New Roman" w:hAnsi="Arial" w:cs="Arial"/>
-                <w:lang w:eastAsia="en-GB"/>
-              </w:rPr>
-              <w:t xml:space="preserve">I </w:t>
-            </w:r>
-            <w:r>
-              <w:rPr>
-                <w:rFonts w:ascii="Arial" w:eastAsia="Times New Roman" w:hAnsi="Arial" w:cs="Arial"/>
                 <w:b/>
                 <w:bCs/>
                 <w:lang w:eastAsia="en-GB"/>
               </w:rPr>
-              <w:t>did</w:t>
+              <w:t xml:space="preserve">I did </w:t>
             </w:r>
             <w:r>
               <w:rPr>
                 <w:rFonts w:ascii="Arial" w:eastAsia="Times New Roman" w:hAnsi="Arial" w:cs="Arial"/>
                 <w:lang w:eastAsia="en-GB"/>
               </w:rPr>
-              <w:t xml:space="preserve"> use GenAI tools in the preparation of this work </w:t>
+              <w:t>use GenAI tools in the preparation of this work </w:t>
             </w:r>
           </w:p>
         </w:tc>
@@ -478,7 +489,6 @@
               <w:bottom w:val="single" w:sz="6" w:space="0" w:color="auto"/>
               <w:right w:val="single" w:sz="6" w:space="0" w:color="auto"/>
             </w:tcBorders>
-            <w:hideMark/>
           </w:tcPr>
           <w:p>
             <w:pPr>
@@ -494,40 +504,8 @@
                 <w:rFonts w:ascii="Arial" w:eastAsia="Times New Roman" w:hAnsi="Arial" w:cs="Arial"/>
                 <w:lang w:eastAsia="en-GB"/>
               </w:rPr>
-              <w:t>Chat GPT 5.3</w:t>
+              <w:t>Grammarly.com</w:t>
             </w:r>
-          </w:p>
-        </w:tc>
-        <w:tc>
-          <w:tcPr>
-            <w:tcW w:w="6810" w:type="dxa"/>
-            <w:tcBorders>
-              <w:top w:val="single" w:sz="6" w:space="0" w:color="auto"/>
-              <w:left w:val="single" w:sz="6" w:space="0" w:color="auto"/>
-              <w:bottom w:val="single" w:sz="6" w:space="0" w:color="auto"/>
-              <w:right w:val="single" w:sz="6" w:space="0" w:color="auto"/>
-            </w:tcBorders>
-            <w:hideMark/>
-          </w:tcPr>
-          <w:p>
-            <w:pPr>
-              <w:spacing w:after="0" w:line="240" w:lineRule="auto"/>
-              <w:textAlignment w:val="baseline"/>
-              <w:rPr>
-                <w:rFonts w:ascii="Arial" w:eastAsia="Times New Roman" w:hAnsi="Arial" w:cs="Arial"/>
-                <w:lang w:eastAsia="en-GB"/>
-              </w:rPr>
-            </w:pPr>
-            <w:hyperlink r:id="rId6" w:history="1">
-              <w:r>
-                <w:rPr>
-                  <w:rStyle w:val="Hyperlink"/>
-                  <w:rFonts w:ascii="Arial" w:eastAsia="Times New Roman" w:hAnsi="Arial" w:cs="Arial"/>
-                  <w:lang w:eastAsia="en-GB"/>
-                </w:rPr>
-                <w:t>https://chatgpt.com</w:t>
-              </w:r>
-            </w:hyperlink>
           </w:p>
           <w:p>
             <w:pPr>
@@ -543,81 +521,24 @@
                 <w:rFonts w:ascii="Arial" w:eastAsia="Times New Roman" w:hAnsi="Arial" w:cs="Arial"/>
                 <w:lang w:eastAsia="en-GB"/>
               </w:rPr>
-              <w:t>To help format my GO plot in R –</w:t>
+              <w:t xml:space="preserve">Available at: </w:t>
             </w:r>
+            <w:hyperlink r:id="rId6" w:tgtFrame="_new" w:history="1">
+              <w:r>
+                <w:rPr>
+                  <w:rStyle w:val="Hyperlink"/>
+                  <w:rFonts w:ascii="Arial" w:eastAsia="Times New Roman" w:hAnsi="Arial" w:cs="Arial"/>
+                  <w:lang w:eastAsia="en-GB"/>
+                </w:rPr>
+                <w:t>https://www.grammarly.com</w:t>
+              </w:r>
+            </w:hyperlink>
             <w:r>
               <w:rPr>
                 <w:rFonts w:ascii="Arial" w:eastAsia="Times New Roman" w:hAnsi="Arial" w:cs="Arial"/>
                 <w:lang w:eastAsia="en-GB"/>
               </w:rPr>
-              <w:t xml:space="preserve"> I </w:t>
-            </w:r>
-            <w:r>
-              <w:rPr>
-                <w:rFonts w:ascii="Arial" w:eastAsia="Times New Roman" w:hAnsi="Arial" w:cs="Arial"/>
-                <w:lang w:eastAsia="en-GB"/>
-              </w:rPr>
-              <w:t>was struggling to get the axis flipped</w:t>
-            </w:r>
-            <w:r>
-              <w:rPr>
-                <w:rFonts w:ascii="Arial" w:eastAsia="Times New Roman" w:hAnsi="Arial" w:cs="Arial"/>
-                <w:lang w:eastAsia="en-GB"/>
-              </w:rPr>
-              <w:t xml:space="preserve"> to better present the data and couldn’t see what was wrong.</w:t>
-            </w:r>
-          </w:p>
-          <w:p>
-            <w:pPr>
-              <w:spacing w:after="0" w:line="240" w:lineRule="auto"/>
-              <w:textAlignment w:val="baseline"/>
-              <w:rPr>
-                <w:rFonts w:ascii="Arial" w:eastAsia="Times New Roman" w:hAnsi="Arial" w:cs="Arial"/>
-                <w:lang w:eastAsia="en-GB"/>
-              </w:rPr>
-            </w:pPr>
-          </w:p>
-          <w:p>
-            <w:pPr>
-              <w:spacing w:after="0" w:line="240" w:lineRule="auto"/>
-              <w:textAlignment w:val="baseline"/>
-              <w:rPr>
-                <w:rFonts w:ascii="Arial" w:eastAsia="Times New Roman" w:hAnsi="Arial" w:cs="Arial"/>
-                <w:lang w:eastAsia="en-GB"/>
-              </w:rPr>
-            </w:pPr>
-          </w:p>
-        </w:tc>
-      </w:tr>
-      <w:tr>
-        <w:trPr>
-          <w:trHeight w:val="480"/>
-        </w:trPr>
-        <w:tc>
-          <w:tcPr>
-            <w:tcW w:w="1815" w:type="dxa"/>
-            <w:tcBorders>
-              <w:top w:val="single" w:sz="6" w:space="0" w:color="auto"/>
-              <w:left w:val="single" w:sz="6" w:space="0" w:color="auto"/>
-              <w:bottom w:val="single" w:sz="6" w:space="0" w:color="auto"/>
-              <w:right w:val="single" w:sz="6" w:space="0" w:color="auto"/>
-            </w:tcBorders>
-          </w:tcPr>
-          <w:p>
-            <w:pPr>
-              <w:spacing w:after="0" w:line="240" w:lineRule="auto"/>
-              <w:textAlignment w:val="baseline"/>
-              <w:rPr>
-                <w:rFonts w:ascii="Arial" w:eastAsia="Times New Roman" w:hAnsi="Arial" w:cs="Arial"/>
-                <w:lang w:eastAsia="en-GB"/>
-              </w:rPr>
-            </w:pPr>
-            <w:r>
-              <w:rPr>
-                <w:rFonts w:ascii="Arial" w:eastAsia="Times New Roman" w:hAnsi="Arial" w:cs="Arial"/>
-                <w:lang w:eastAsia="en-GB"/>
-              </w:rPr>
-              <w:t>Grammarly</w:t>
+              <w:t xml:space="preserve"> </w:t>
             </w:r>
           </w:p>
         </w:tc>
@@ -643,13 +564,13 @@
               <w:rPr>
                 <w:rFonts w:ascii="Arial" w:hAnsi="Arial" w:cs="Arial"/>
               </w:rPr>
-              <w:t xml:space="preserve">To check some </w:t>
+              <w:t>To check grammar and spelling of text on my slides</w:t>
             </w:r>
             <w:r>
               <w:rPr>
                 <w:rFonts w:ascii="Arial" w:hAnsi="Arial" w:cs="Arial"/>
               </w:rPr>
-              <w:t>of the spelling and grammar within the poster</w:t>
+              <w:t>, minor corrections were then made</w:t>
             </w:r>
           </w:p>
         </w:tc>
@@ -839,2400 +760,6 @@
           <w:rFonts w:ascii="Arial" w:hAnsi="Arial" w:cs="Arial"/>
         </w:rPr>
       </w:pPr>
-      <w:r>
-        <w:rPr>
-          <w:rFonts w:ascii="Arial" w:hAnsi="Arial" w:cs="Arial"/>
-        </w:rPr>
-        <w:lastRenderedPageBreak/>
-        <w:t>ChatGPT prompt:</w:t>
-      </w:r>
-    </w:p>
-    <w:p>
-      <w:pPr>
-        <w:spacing w:line="360" w:lineRule="auto"/>
-        <w:rPr>
-          <w:rFonts w:ascii="Arial" w:hAnsi="Arial" w:cs="Arial"/>
-        </w:rPr>
-      </w:pPr>
-      <w:proofErr w:type="gramStart"/>
-      <w:r>
-        <w:rPr>
-          <w:rFonts w:ascii="Arial" w:hAnsi="Arial" w:cs="Arial"/>
-        </w:rPr>
-        <w:t>can</w:t>
-      </w:r>
-      <w:proofErr w:type="gramEnd"/>
-      <w:r>
-        <w:rPr>
-          <w:rFonts w:ascii="Arial" w:hAnsi="Arial" w:cs="Arial"/>
-        </w:rPr>
-        <w:t xml:space="preserve"> you check my code for making a GO dot plot in R? I want the go term on the y axis and the gene ratio on the x axis:</w:t>
-      </w:r>
-    </w:p>
-    <w:p>
-      <w:pPr>
-        <w:spacing w:line="360" w:lineRule="auto"/>
-        <w:rPr>
-          <w:rFonts w:ascii="Arial" w:hAnsi="Arial" w:cs="Arial"/>
-        </w:rPr>
-      </w:pPr>
-      <w:proofErr w:type="spellStart"/>
-      <w:r>
-        <w:rPr>
-          <w:rFonts w:ascii="Arial" w:hAnsi="Arial" w:cs="Arial"/>
-        </w:rPr>
-        <w:t>ggplot</w:t>
-      </w:r>
-      <w:proofErr w:type="spellEnd"/>
-      <w:r>
-        <w:rPr>
-          <w:rFonts w:ascii="Arial" w:hAnsi="Arial" w:cs="Arial"/>
-        </w:rPr>
-        <w:t>(</w:t>
-      </w:r>
-      <w:proofErr w:type="spellStart"/>
-      <w:r>
-        <w:rPr>
-          <w:rFonts w:ascii="Arial" w:hAnsi="Arial" w:cs="Arial"/>
-        </w:rPr>
-        <w:t>vision_plot</w:t>
-      </w:r>
-      <w:proofErr w:type="spellEnd"/>
-      <w:r>
-        <w:rPr>
-          <w:rFonts w:ascii="Arial" w:hAnsi="Arial" w:cs="Arial"/>
-        </w:rPr>
-        <w:t xml:space="preserve">, </w:t>
-      </w:r>
-      <w:proofErr w:type="spellStart"/>
-      <w:r>
-        <w:rPr>
-          <w:rFonts w:ascii="Arial" w:hAnsi="Arial" w:cs="Arial"/>
-        </w:rPr>
-        <w:t>aes</w:t>
-      </w:r>
-      <w:proofErr w:type="spellEnd"/>
-      <w:r>
-        <w:rPr>
-          <w:rFonts w:ascii="Arial" w:hAnsi="Arial" w:cs="Arial"/>
-        </w:rPr>
-        <w:t xml:space="preserve">( x = </w:t>
-      </w:r>
-      <w:proofErr w:type="spellStart"/>
-      <w:r>
-        <w:rPr>
-          <w:rFonts w:ascii="Arial" w:hAnsi="Arial" w:cs="Arial"/>
-        </w:rPr>
-        <w:t>gene_ratio</w:t>
-      </w:r>
-      <w:proofErr w:type="spellEnd"/>
-      <w:r>
-        <w:rPr>
-          <w:rFonts w:ascii="Arial" w:hAnsi="Arial" w:cs="Arial"/>
-        </w:rPr>
-        <w:t xml:space="preserve">, y = </w:t>
-      </w:r>
-      <w:proofErr w:type="spellStart"/>
-      <w:r>
-        <w:rPr>
-          <w:rFonts w:ascii="Arial" w:hAnsi="Arial" w:cs="Arial"/>
-        </w:rPr>
-        <w:t>term_f</w:t>
-      </w:r>
-      <w:proofErr w:type="spellEnd"/>
-      <w:r>
-        <w:rPr>
-          <w:rFonts w:ascii="Arial" w:hAnsi="Arial" w:cs="Arial"/>
-        </w:rPr>
-        <w:t xml:space="preserve"> )) + </w:t>
-      </w:r>
-      <w:proofErr w:type="spellStart"/>
-      <w:r>
-        <w:rPr>
-          <w:rFonts w:ascii="Arial" w:hAnsi="Arial" w:cs="Arial"/>
-        </w:rPr>
-        <w:t>geom_point</w:t>
-      </w:r>
-      <w:proofErr w:type="spellEnd"/>
-      <w:r>
-        <w:rPr>
-          <w:rFonts w:ascii="Arial" w:hAnsi="Arial" w:cs="Arial"/>
-        </w:rPr>
-        <w:t>(</w:t>
-      </w:r>
-      <w:proofErr w:type="spellStart"/>
-      <w:r>
-        <w:rPr>
-          <w:rFonts w:ascii="Arial" w:hAnsi="Arial" w:cs="Arial"/>
-        </w:rPr>
-        <w:t>aes</w:t>
-      </w:r>
-      <w:proofErr w:type="spellEnd"/>
-      <w:r>
-        <w:rPr>
-          <w:rFonts w:ascii="Arial" w:hAnsi="Arial" w:cs="Arial"/>
-        </w:rPr>
-        <w:t xml:space="preserve">( size = </w:t>
-      </w:r>
-      <w:proofErr w:type="spellStart"/>
-      <w:r>
-        <w:rPr>
-          <w:rFonts w:ascii="Arial" w:hAnsi="Arial" w:cs="Arial"/>
-        </w:rPr>
-        <w:t>intersection_size</w:t>
-      </w:r>
-      <w:proofErr w:type="spellEnd"/>
-      <w:r>
-        <w:rPr>
-          <w:rFonts w:ascii="Arial" w:hAnsi="Arial" w:cs="Arial"/>
-        </w:rPr>
-        <w:t xml:space="preserve">, color = </w:t>
-      </w:r>
-      <w:proofErr w:type="spellStart"/>
-      <w:r>
-        <w:rPr>
-          <w:rFonts w:ascii="Arial" w:hAnsi="Arial" w:cs="Arial"/>
-        </w:rPr>
-        <w:t>neglogp</w:t>
-      </w:r>
-      <w:proofErr w:type="spellEnd"/>
-      <w:r>
-        <w:rPr>
-          <w:rFonts w:ascii="Arial" w:hAnsi="Arial" w:cs="Arial"/>
-        </w:rPr>
-        <w:t xml:space="preserve"> ), alpha = 0.9) + </w:t>
-      </w:r>
-      <w:proofErr w:type="spellStart"/>
-      <w:r>
-        <w:rPr>
-          <w:rFonts w:ascii="Arial" w:hAnsi="Arial" w:cs="Arial"/>
-        </w:rPr>
-        <w:t>facet_wrap</w:t>
-      </w:r>
-      <w:proofErr w:type="spellEnd"/>
-      <w:r>
-        <w:rPr>
-          <w:rFonts w:ascii="Arial" w:hAnsi="Arial" w:cs="Arial"/>
-        </w:rPr>
-        <w:t>(~group, scales = "</w:t>
-      </w:r>
-      <w:proofErr w:type="spellStart"/>
-      <w:r>
-        <w:rPr>
-          <w:rFonts w:ascii="Arial" w:hAnsi="Arial" w:cs="Arial"/>
-        </w:rPr>
-        <w:t>free_y</w:t>
-      </w:r>
-      <w:proofErr w:type="spellEnd"/>
-      <w:r>
-        <w:rPr>
-          <w:rFonts w:ascii="Arial" w:hAnsi="Arial" w:cs="Arial"/>
-        </w:rPr>
-        <w:t xml:space="preserve">") + </w:t>
-      </w:r>
-      <w:proofErr w:type="spellStart"/>
-      <w:r>
-        <w:rPr>
-          <w:rFonts w:ascii="Arial" w:hAnsi="Arial" w:cs="Arial"/>
-        </w:rPr>
-        <w:t>scale_y_reordered</w:t>
-      </w:r>
-      <w:proofErr w:type="spellEnd"/>
-      <w:r>
-        <w:rPr>
-          <w:rFonts w:ascii="Arial" w:hAnsi="Arial" w:cs="Arial"/>
-        </w:rPr>
-        <w:t xml:space="preserve">() + </w:t>
-      </w:r>
-      <w:proofErr w:type="spellStart"/>
-      <w:r>
-        <w:rPr>
-          <w:rFonts w:ascii="Arial" w:hAnsi="Arial" w:cs="Arial"/>
-        </w:rPr>
-        <w:t>coord_flip</w:t>
-      </w:r>
-      <w:proofErr w:type="spellEnd"/>
-      <w:r>
-        <w:rPr>
-          <w:rFonts w:ascii="Arial" w:hAnsi="Arial" w:cs="Arial"/>
-        </w:rPr>
-        <w:t xml:space="preserve">() + </w:t>
-      </w:r>
-      <w:proofErr w:type="spellStart"/>
-      <w:r>
-        <w:rPr>
-          <w:rFonts w:ascii="Arial" w:hAnsi="Arial" w:cs="Arial"/>
-        </w:rPr>
-        <w:t>scale_color_gradient</w:t>
-      </w:r>
-      <w:proofErr w:type="spellEnd"/>
-      <w:r>
-        <w:rPr>
-          <w:rFonts w:ascii="Arial" w:hAnsi="Arial" w:cs="Arial"/>
-        </w:rPr>
-        <w:t xml:space="preserve">( low = "#2c7bb6", high = "#d7191c" ) + </w:t>
-      </w:r>
-      <w:proofErr w:type="spellStart"/>
-      <w:r>
-        <w:rPr>
-          <w:rFonts w:ascii="Arial" w:hAnsi="Arial" w:cs="Arial"/>
-        </w:rPr>
-        <w:t>scale_size</w:t>
-      </w:r>
-      <w:proofErr w:type="spellEnd"/>
-      <w:r>
-        <w:rPr>
-          <w:rFonts w:ascii="Arial" w:hAnsi="Arial" w:cs="Arial"/>
-        </w:rPr>
-        <w:t xml:space="preserve">(range = c(2, 7)) + </w:t>
-      </w:r>
-      <w:proofErr w:type="spellStart"/>
-      <w:r>
-        <w:rPr>
-          <w:rFonts w:ascii="Arial" w:hAnsi="Arial" w:cs="Arial"/>
-        </w:rPr>
-        <w:t>theme_classic</w:t>
-      </w:r>
-      <w:proofErr w:type="spellEnd"/>
-      <w:r>
-        <w:rPr>
-          <w:rFonts w:ascii="Arial" w:hAnsi="Arial" w:cs="Arial"/>
-        </w:rPr>
-        <w:t>(</w:t>
-      </w:r>
-      <w:proofErr w:type="spellStart"/>
-      <w:r>
-        <w:rPr>
-          <w:rFonts w:ascii="Arial" w:hAnsi="Arial" w:cs="Arial"/>
-        </w:rPr>
-        <w:t>base_size</w:t>
-      </w:r>
-      <w:proofErr w:type="spellEnd"/>
-      <w:r>
-        <w:rPr>
-          <w:rFonts w:ascii="Arial" w:hAnsi="Arial" w:cs="Arial"/>
-        </w:rPr>
-        <w:t xml:space="preserve"> = 13) + labs( title = "Vision-related GO enrichment", x = "Gene ratio", y = NULL ) + theme( </w:t>
-      </w:r>
-      <w:proofErr w:type="spellStart"/>
-      <w:r>
-        <w:rPr>
-          <w:rFonts w:ascii="Arial" w:hAnsi="Arial" w:cs="Arial"/>
-        </w:rPr>
-        <w:t>strip.text</w:t>
-      </w:r>
-      <w:proofErr w:type="spellEnd"/>
-      <w:r>
-        <w:rPr>
-          <w:rFonts w:ascii="Arial" w:hAnsi="Arial" w:cs="Arial"/>
-        </w:rPr>
-        <w:t xml:space="preserve"> = </w:t>
-      </w:r>
-      <w:proofErr w:type="spellStart"/>
-      <w:r>
-        <w:rPr>
-          <w:rFonts w:ascii="Arial" w:hAnsi="Arial" w:cs="Arial"/>
-        </w:rPr>
-        <w:t>element_text</w:t>
-      </w:r>
-      <w:proofErr w:type="spellEnd"/>
-      <w:r>
-        <w:rPr>
-          <w:rFonts w:ascii="Arial" w:hAnsi="Arial" w:cs="Arial"/>
-        </w:rPr>
-        <w:t xml:space="preserve">(face = "bold"), </w:t>
-      </w:r>
-      <w:proofErr w:type="spellStart"/>
-      <w:r>
-        <w:rPr>
-          <w:rFonts w:ascii="Arial" w:hAnsi="Arial" w:cs="Arial"/>
-        </w:rPr>
-        <w:t>axis.text.y</w:t>
-      </w:r>
-      <w:proofErr w:type="spellEnd"/>
-      <w:r>
-        <w:rPr>
-          <w:rFonts w:ascii="Arial" w:hAnsi="Arial" w:cs="Arial"/>
-        </w:rPr>
-        <w:t xml:space="preserve"> = </w:t>
-      </w:r>
-      <w:proofErr w:type="spellStart"/>
-      <w:r>
-        <w:rPr>
-          <w:rFonts w:ascii="Arial" w:hAnsi="Arial" w:cs="Arial"/>
-        </w:rPr>
-        <w:t>element_text</w:t>
-      </w:r>
-      <w:proofErr w:type="spellEnd"/>
-      <w:r>
-        <w:rPr>
-          <w:rFonts w:ascii="Arial" w:hAnsi="Arial" w:cs="Arial"/>
-        </w:rPr>
-        <w:t>(size = 8), #</w:t>
-      </w:r>
-      <w:r>
-        <w:rPr>
-          <w:rFonts w:ascii="Arial" w:hAnsi="Arial" w:cs="Arial"/>
-        </w:rPr>
-        <w:t>#</w:t>
-      </w:r>
-      <w:r>
-        <w:rPr>
-          <w:rFonts w:ascii="Arial" w:hAnsi="Arial" w:cs="Arial"/>
-        </w:rPr>
-        <w:t xml:space="preserve"> increase vertical spacing between terms </w:t>
-      </w:r>
-      <w:proofErr w:type="spellStart"/>
-      <w:r>
-        <w:rPr>
-          <w:rFonts w:ascii="Arial" w:hAnsi="Arial" w:cs="Arial"/>
-        </w:rPr>
-        <w:t>panel.spacing</w:t>
-      </w:r>
-      <w:proofErr w:type="spellEnd"/>
-      <w:r>
-        <w:rPr>
-          <w:rFonts w:ascii="Arial" w:hAnsi="Arial" w:cs="Arial"/>
-        </w:rPr>
-        <w:t xml:space="preserve"> = unit(1.5, "lines") )</w:t>
-      </w:r>
-    </w:p>
-    <w:p>
-      <w:pPr>
-        <w:spacing w:line="360" w:lineRule="auto"/>
-        <w:rPr>
-          <w:rFonts w:ascii="Arial" w:hAnsi="Arial" w:cs="Arial"/>
-        </w:rPr>
-      </w:pPr>
-    </w:p>
-    <w:p>
-      <w:pPr>
-        <w:spacing w:line="360" w:lineRule="auto"/>
-        <w:rPr>
-          <w:rFonts w:ascii="Arial" w:hAnsi="Arial" w:cs="Arial"/>
-        </w:rPr>
-      </w:pPr>
-      <w:r>
-        <w:rPr>
-          <w:rFonts w:ascii="Arial" w:hAnsi="Arial" w:cs="Arial"/>
-        </w:rPr>
-        <w:t>ChatGPT response:</w:t>
-      </w:r>
-    </w:p>
-    <w:p>
-      <w:pPr>
-        <w:spacing w:line="360" w:lineRule="auto"/>
-        <w:rPr>
-          <w:rFonts w:ascii="Arial" w:hAnsi="Arial" w:cs="Arial"/>
-          <w:lang w:val="en-GB"/>
-        </w:rPr>
-      </w:pPr>
-      <w:r>
-        <w:rPr>
-          <w:rFonts w:ascii="Arial" w:hAnsi="Arial" w:cs="Arial"/>
-          <w:lang w:val="en-GB"/>
-        </w:rPr>
-        <w:t xml:space="preserve">You’re very close — the main issue is </w:t>
-      </w:r>
-      <w:proofErr w:type="spellStart"/>
-      <w:r>
-        <w:rPr>
-          <w:rFonts w:ascii="Arial" w:hAnsi="Arial" w:cs="Arial"/>
-          <w:b/>
-          <w:bCs/>
-          <w:lang w:val="en-GB"/>
-        </w:rPr>
-        <w:t>coord_</w:t>
-      </w:r>
-      <w:proofErr w:type="gramStart"/>
-      <w:r>
-        <w:rPr>
-          <w:rFonts w:ascii="Arial" w:hAnsi="Arial" w:cs="Arial"/>
-          <w:b/>
-          <w:bCs/>
-          <w:lang w:val="en-GB"/>
-        </w:rPr>
-        <w:t>flip</w:t>
-      </w:r>
-      <w:proofErr w:type="spellEnd"/>
-      <w:r>
-        <w:rPr>
-          <w:rFonts w:ascii="Arial" w:hAnsi="Arial" w:cs="Arial"/>
-          <w:b/>
-          <w:bCs/>
-          <w:lang w:val="en-GB"/>
-        </w:rPr>
-        <w:t>(</w:t>
-      </w:r>
-      <w:proofErr w:type="gramEnd"/>
-      <w:r>
-        <w:rPr>
-          <w:rFonts w:ascii="Arial" w:hAnsi="Arial" w:cs="Arial"/>
-          <w:b/>
-          <w:bCs/>
-          <w:lang w:val="en-GB"/>
-        </w:rPr>
-        <w:t>)</w:t>
-      </w:r>
-      <w:r>
-        <w:rPr>
-          <w:rFonts w:ascii="Arial" w:hAnsi="Arial" w:cs="Arial"/>
-          <w:lang w:val="en-GB"/>
-        </w:rPr>
-        <w:t>.</w:t>
-      </w:r>
-    </w:p>
-    <w:p>
-      <w:pPr>
-        <w:spacing w:line="360" w:lineRule="auto"/>
-        <w:rPr>
-          <w:rFonts w:ascii="Arial" w:hAnsi="Arial" w:cs="Arial"/>
-          <w:lang w:val="en-GB"/>
-        </w:rPr>
-      </w:pPr>
-      <w:r>
-        <w:rPr>
-          <w:rFonts w:ascii="Arial" w:hAnsi="Arial" w:cs="Arial"/>
-          <w:lang w:val="en-GB"/>
-        </w:rPr>
-        <w:t xml:space="preserve">Right </w:t>
-      </w:r>
-      <w:proofErr w:type="gramStart"/>
-      <w:r>
-        <w:rPr>
-          <w:rFonts w:ascii="Arial" w:hAnsi="Arial" w:cs="Arial"/>
-          <w:lang w:val="en-GB"/>
-        </w:rPr>
-        <w:t>now</w:t>
-      </w:r>
-      <w:proofErr w:type="gramEnd"/>
-      <w:r>
-        <w:rPr>
-          <w:rFonts w:ascii="Arial" w:hAnsi="Arial" w:cs="Arial"/>
-          <w:lang w:val="en-GB"/>
-        </w:rPr>
-        <w:t xml:space="preserve"> you’ve defined:</w:t>
-      </w:r>
-    </w:p>
-    <w:p>
-      <w:pPr>
-        <w:numPr>
-          <w:ilvl w:val="0"/>
-          <w:numId w:val="14"/>
-        </w:numPr>
-        <w:spacing w:line="360" w:lineRule="auto"/>
-        <w:rPr>
-          <w:rFonts w:ascii="Arial" w:hAnsi="Arial" w:cs="Arial"/>
-          <w:lang w:val="en-GB"/>
-        </w:rPr>
-      </w:pPr>
-      <w:r>
-        <w:rPr>
-          <w:rFonts w:ascii="Arial" w:hAnsi="Arial" w:cs="Arial"/>
-          <w:lang w:val="en-GB"/>
-        </w:rPr>
-        <w:t xml:space="preserve">x = </w:t>
-      </w:r>
-      <w:proofErr w:type="spellStart"/>
-      <w:r>
-        <w:rPr>
-          <w:rFonts w:ascii="Arial" w:hAnsi="Arial" w:cs="Arial"/>
-          <w:lang w:val="en-GB"/>
-        </w:rPr>
-        <w:t>gene_ratio</w:t>
-      </w:r>
-      <w:proofErr w:type="spellEnd"/>
-      <w:r>
-        <w:rPr>
-          <w:rFonts w:ascii="Arial" w:hAnsi="Arial" w:cs="Arial"/>
-          <w:lang w:val="en-GB"/>
-        </w:rPr>
-        <w:t xml:space="preserve"> </w:t>
-      </w:r>
-    </w:p>
-    <w:p>
-      <w:pPr>
-        <w:numPr>
-          <w:ilvl w:val="0"/>
-          <w:numId w:val="14"/>
-        </w:numPr>
-        <w:spacing w:line="360" w:lineRule="auto"/>
-        <w:rPr>
-          <w:rFonts w:ascii="Arial" w:hAnsi="Arial" w:cs="Arial"/>
-          <w:lang w:val="en-GB"/>
-        </w:rPr>
-      </w:pPr>
-      <w:r>
-        <w:rPr>
-          <w:rFonts w:ascii="Arial" w:hAnsi="Arial" w:cs="Arial"/>
-          <w:lang w:val="en-GB"/>
-        </w:rPr>
-        <w:t xml:space="preserve">y = </w:t>
-      </w:r>
-      <w:proofErr w:type="spellStart"/>
-      <w:r>
-        <w:rPr>
-          <w:rFonts w:ascii="Arial" w:hAnsi="Arial" w:cs="Arial"/>
-          <w:lang w:val="en-GB"/>
-        </w:rPr>
-        <w:t>term_f</w:t>
-      </w:r>
-      <w:proofErr w:type="spellEnd"/>
-      <w:r>
-        <w:rPr>
-          <w:rFonts w:ascii="Arial" w:hAnsi="Arial" w:cs="Arial"/>
-          <w:lang w:val="en-GB"/>
-        </w:rPr>
-        <w:t xml:space="preserve"> (GO term) </w:t>
-      </w:r>
-    </w:p>
-    <w:p>
-      <w:pPr>
-        <w:spacing w:line="360" w:lineRule="auto"/>
-        <w:rPr>
-          <w:rFonts w:ascii="Arial" w:hAnsi="Arial" w:cs="Arial"/>
-          <w:lang w:val="en-GB"/>
-        </w:rPr>
-      </w:pPr>
-      <w:r>
-        <w:rPr>
-          <w:rFonts w:ascii="Arial" w:hAnsi="Arial" w:cs="Arial"/>
-          <w:lang w:val="en-GB"/>
-        </w:rPr>
-        <w:t>…but then you add:</w:t>
-      </w:r>
-    </w:p>
-    <w:p>
-      <w:pPr>
-        <w:spacing w:line="360" w:lineRule="auto"/>
-        <w:rPr>
-          <w:rFonts w:ascii="Arial" w:hAnsi="Arial" w:cs="Arial"/>
-          <w:lang w:val="en-GB"/>
-        </w:rPr>
-      </w:pPr>
-      <w:proofErr w:type="spellStart"/>
-      <w:r>
-        <w:rPr>
-          <w:rFonts w:ascii="Arial" w:hAnsi="Arial" w:cs="Arial"/>
-          <w:lang w:val="en-GB"/>
-        </w:rPr>
-        <w:t>coord_</w:t>
-      </w:r>
-      <w:proofErr w:type="gramStart"/>
-      <w:r>
-        <w:rPr>
-          <w:rFonts w:ascii="Arial" w:hAnsi="Arial" w:cs="Arial"/>
-          <w:lang w:val="en-GB"/>
-        </w:rPr>
-        <w:t>flip</w:t>
-      </w:r>
-      <w:proofErr w:type="spellEnd"/>
-      <w:r>
-        <w:rPr>
-          <w:rFonts w:ascii="Arial" w:hAnsi="Arial" w:cs="Arial"/>
-          <w:lang w:val="en-GB"/>
-        </w:rPr>
-        <w:t>(</w:t>
-      </w:r>
-      <w:proofErr w:type="gramEnd"/>
-      <w:r>
-        <w:rPr>
-          <w:rFonts w:ascii="Arial" w:hAnsi="Arial" w:cs="Arial"/>
-          <w:lang w:val="en-GB"/>
-        </w:rPr>
-        <w:t>)</w:t>
-      </w:r>
-    </w:p>
-    <w:p>
-      <w:pPr>
-        <w:spacing w:line="360" w:lineRule="auto"/>
-        <w:rPr>
-          <w:rFonts w:ascii="Arial" w:hAnsi="Arial" w:cs="Arial"/>
-          <w:lang w:val="en-GB"/>
-        </w:rPr>
-      </w:pPr>
-      <w:r>
-        <w:rPr>
-          <w:rFonts w:ascii="Arial" w:hAnsi="Arial" w:cs="Arial"/>
-          <w:lang w:val="en-GB"/>
-        </w:rPr>
-        <w:t xml:space="preserve">That </w:t>
-      </w:r>
-      <w:r>
-        <w:rPr>
-          <w:rFonts w:ascii="Arial" w:hAnsi="Arial" w:cs="Arial"/>
-          <w:b/>
-          <w:bCs/>
-          <w:lang w:val="en-GB"/>
-        </w:rPr>
-        <w:t>swaps the axes</w:t>
-      </w:r>
-      <w:r>
-        <w:rPr>
-          <w:rFonts w:ascii="Arial" w:hAnsi="Arial" w:cs="Arial"/>
-          <w:lang w:val="en-GB"/>
-        </w:rPr>
-        <w:t>, so your plot is no longer “GO term on y-axis, gene ratio on x-axis” — it becomes the opposite.</w:t>
-      </w:r>
-    </w:p>
-    <w:p>
-      <w:pPr>
-        <w:spacing w:line="360" w:lineRule="auto"/>
-        <w:rPr>
-          <w:rFonts w:ascii="Arial" w:hAnsi="Arial" w:cs="Arial"/>
-          <w:lang w:val="en-GB"/>
-        </w:rPr>
-      </w:pPr>
-      <w:r>
-        <w:rPr>
-          <w:rFonts w:ascii="Arial" w:hAnsi="Arial" w:cs="Arial"/>
-          <w:lang w:val="en-GB"/>
-        </w:rPr>
-        <w:pict w14:anchorId="0BD36823">
-          <v:rect id="_x0000_i1061" style="width:0;height:1.5pt" o:hralign="center" o:hrstd="t" o:hr="t" fillcolor="#a0a0a0" stroked="f"/>
-        </w:pict>
-      </w:r>
-    </w:p>
-    <w:p>
-      <w:pPr>
-        <w:spacing w:line="360" w:lineRule="auto"/>
-        <w:rPr>
-          <w:rFonts w:ascii="Arial" w:hAnsi="Arial" w:cs="Arial"/>
-          <w:b/>
-          <w:bCs/>
-          <w:lang w:val="en-GB"/>
-        </w:rPr>
-      </w:pPr>
-      <w:r>
-        <w:rPr>
-          <w:rFonts w:ascii="Segoe UI Emoji" w:hAnsi="Segoe UI Emoji" w:cs="Segoe UI Emoji"/>
-          <w:b/>
-          <w:bCs/>
-          <w:lang w:val="en-GB"/>
-        </w:rPr>
-        <w:t>✅</w:t>
-      </w:r>
-      <w:r>
-        <w:rPr>
-          <w:rFonts w:ascii="Arial" w:hAnsi="Arial" w:cs="Arial"/>
-          <w:b/>
-          <w:bCs/>
-          <w:lang w:val="en-GB"/>
-        </w:rPr>
-        <w:t xml:space="preserve"> Fix (what you want)</w:t>
-      </w:r>
-    </w:p>
-    <w:p>
-      <w:pPr>
-        <w:spacing w:line="360" w:lineRule="auto"/>
-        <w:rPr>
-          <w:rFonts w:ascii="Arial" w:hAnsi="Arial" w:cs="Arial"/>
-          <w:b/>
-          <w:bCs/>
-          <w:lang w:val="en-GB"/>
-        </w:rPr>
-      </w:pPr>
-      <w:r>
-        <w:rPr>
-          <w:rFonts w:ascii="Segoe UI Emoji" w:hAnsi="Segoe UI Emoji" w:cs="Segoe UI Emoji"/>
-          <w:b/>
-          <w:bCs/>
-          <w:lang w:val="en-GB"/>
-        </w:rPr>
-        <w:t>👉</w:t>
-      </w:r>
-      <w:r>
-        <w:rPr>
-          <w:rFonts w:ascii="Arial" w:hAnsi="Arial" w:cs="Arial"/>
-          <w:b/>
-          <w:bCs/>
-          <w:lang w:val="en-GB"/>
-        </w:rPr>
-        <w:t xml:space="preserve"> Simply remove </w:t>
-      </w:r>
-      <w:proofErr w:type="spellStart"/>
-      <w:r>
-        <w:rPr>
-          <w:rFonts w:ascii="Arial" w:hAnsi="Arial" w:cs="Arial"/>
-          <w:b/>
-          <w:bCs/>
-          <w:lang w:val="en-GB"/>
-        </w:rPr>
-        <w:t>coord_</w:t>
-      </w:r>
-      <w:proofErr w:type="gramStart"/>
-      <w:r>
-        <w:rPr>
-          <w:rFonts w:ascii="Arial" w:hAnsi="Arial" w:cs="Arial"/>
-          <w:b/>
-          <w:bCs/>
-          <w:lang w:val="en-GB"/>
-        </w:rPr>
-        <w:t>flip</w:t>
-      </w:r>
-      <w:proofErr w:type="spellEnd"/>
-      <w:r>
-        <w:rPr>
-          <w:rFonts w:ascii="Arial" w:hAnsi="Arial" w:cs="Arial"/>
-          <w:b/>
-          <w:bCs/>
-          <w:lang w:val="en-GB"/>
-        </w:rPr>
-        <w:t>(</w:t>
-      </w:r>
-      <w:proofErr w:type="gramEnd"/>
-      <w:r>
-        <w:rPr>
-          <w:rFonts w:ascii="Arial" w:hAnsi="Arial" w:cs="Arial"/>
-          <w:b/>
-          <w:bCs/>
-          <w:lang w:val="en-GB"/>
-        </w:rPr>
-        <w:t>)</w:t>
-      </w:r>
-    </w:p>
-    <w:p>
-      <w:pPr>
-        <w:spacing w:line="360" w:lineRule="auto"/>
-        <w:rPr>
-          <w:rFonts w:ascii="Arial" w:hAnsi="Arial" w:cs="Arial"/>
-          <w:lang w:val="en-GB"/>
-        </w:rPr>
-      </w:pPr>
-      <w:proofErr w:type="spellStart"/>
-      <w:r>
-        <w:rPr>
-          <w:rFonts w:ascii="Arial" w:hAnsi="Arial" w:cs="Arial"/>
-          <w:lang w:val="en-GB"/>
-        </w:rPr>
-        <w:t>ggplot</w:t>
-      </w:r>
-      <w:proofErr w:type="spellEnd"/>
-      <w:r>
-        <w:rPr>
-          <w:rFonts w:ascii="Arial" w:hAnsi="Arial" w:cs="Arial"/>
-          <w:lang w:val="en-GB"/>
-        </w:rPr>
-        <w:t>(</w:t>
-      </w:r>
-      <w:proofErr w:type="spellStart"/>
-      <w:r>
-        <w:rPr>
-          <w:rFonts w:ascii="Arial" w:hAnsi="Arial" w:cs="Arial"/>
-          <w:lang w:val="en-GB"/>
-        </w:rPr>
-        <w:t>vision_plot</w:t>
-      </w:r>
-      <w:proofErr w:type="spellEnd"/>
-      <w:r>
-        <w:rPr>
-          <w:rFonts w:ascii="Arial" w:hAnsi="Arial" w:cs="Arial"/>
-          <w:lang w:val="en-GB"/>
-        </w:rPr>
-        <w:t xml:space="preserve">, </w:t>
-      </w:r>
-      <w:proofErr w:type="spellStart"/>
-      <w:r>
-        <w:rPr>
-          <w:rFonts w:ascii="Arial" w:hAnsi="Arial" w:cs="Arial"/>
-          <w:lang w:val="en-GB"/>
-        </w:rPr>
-        <w:t>aes</w:t>
-      </w:r>
-      <w:proofErr w:type="spellEnd"/>
-      <w:r>
-        <w:rPr>
-          <w:rFonts w:ascii="Arial" w:hAnsi="Arial" w:cs="Arial"/>
-          <w:lang w:val="en-GB"/>
-        </w:rPr>
-        <w:t>(</w:t>
-      </w:r>
-      <w:r>
-        <w:rPr>
-          <w:rFonts w:ascii="Arial" w:hAnsi="Arial" w:cs="Arial"/>
-          <w:lang w:val="en-GB"/>
-        </w:rPr>
-        <w:br/>
-        <w:t xml:space="preserve">  x = </w:t>
-      </w:r>
-      <w:proofErr w:type="spellStart"/>
-      <w:r>
-        <w:rPr>
-          <w:rFonts w:ascii="Arial" w:hAnsi="Arial" w:cs="Arial"/>
-          <w:lang w:val="en-GB"/>
-        </w:rPr>
-        <w:t>gene_ratio</w:t>
-      </w:r>
-      <w:proofErr w:type="spellEnd"/>
-      <w:r>
-        <w:rPr>
-          <w:rFonts w:ascii="Arial" w:hAnsi="Arial" w:cs="Arial"/>
-          <w:lang w:val="en-GB"/>
-        </w:rPr>
-        <w:t>,</w:t>
-      </w:r>
-      <w:r>
-        <w:rPr>
-          <w:rFonts w:ascii="Arial" w:hAnsi="Arial" w:cs="Arial"/>
-          <w:lang w:val="en-GB"/>
-        </w:rPr>
-        <w:br/>
-        <w:t xml:space="preserve">  y = </w:t>
-      </w:r>
-      <w:proofErr w:type="spellStart"/>
-      <w:r>
-        <w:rPr>
-          <w:rFonts w:ascii="Arial" w:hAnsi="Arial" w:cs="Arial"/>
-          <w:lang w:val="en-GB"/>
-        </w:rPr>
-        <w:t>term_f</w:t>
-      </w:r>
-      <w:proofErr w:type="spellEnd"/>
-      <w:r>
-        <w:rPr>
-          <w:rFonts w:ascii="Arial" w:hAnsi="Arial" w:cs="Arial"/>
-          <w:lang w:val="en-GB"/>
-        </w:rPr>
-        <w:br/>
-      </w:r>
-      <w:r>
-        <w:rPr>
-          <w:rFonts w:ascii="Arial" w:hAnsi="Arial" w:cs="Arial"/>
-          <w:lang w:val="en-GB"/>
-        </w:rPr>
-        <w:lastRenderedPageBreak/>
-        <w:t>)) +</w:t>
-      </w:r>
-      <w:r>
-        <w:rPr>
-          <w:rFonts w:ascii="Arial" w:hAnsi="Arial" w:cs="Arial"/>
-          <w:lang w:val="en-GB"/>
-        </w:rPr>
-        <w:br/>
-        <w:t xml:space="preserve">  </w:t>
-      </w:r>
-      <w:r>
-        <w:rPr>
-          <w:rFonts w:ascii="Arial" w:hAnsi="Arial" w:cs="Arial"/>
-          <w:lang w:val="en-GB"/>
-        </w:rPr>
-        <w:br/>
-        <w:t xml:space="preserve">  </w:t>
-      </w:r>
-      <w:proofErr w:type="spellStart"/>
-      <w:r>
-        <w:rPr>
-          <w:rFonts w:ascii="Arial" w:hAnsi="Arial" w:cs="Arial"/>
-          <w:lang w:val="en-GB"/>
-        </w:rPr>
-        <w:t>geom_point</w:t>
-      </w:r>
-      <w:proofErr w:type="spellEnd"/>
-      <w:r>
-        <w:rPr>
-          <w:rFonts w:ascii="Arial" w:hAnsi="Arial" w:cs="Arial"/>
-          <w:lang w:val="en-GB"/>
-        </w:rPr>
-        <w:t>(</w:t>
-      </w:r>
-      <w:proofErr w:type="spellStart"/>
-      <w:r>
-        <w:rPr>
-          <w:rFonts w:ascii="Arial" w:hAnsi="Arial" w:cs="Arial"/>
-          <w:lang w:val="en-GB"/>
-        </w:rPr>
-        <w:t>aes</w:t>
-      </w:r>
-      <w:proofErr w:type="spellEnd"/>
-      <w:r>
-        <w:rPr>
-          <w:rFonts w:ascii="Arial" w:hAnsi="Arial" w:cs="Arial"/>
-          <w:lang w:val="en-GB"/>
-        </w:rPr>
-        <w:t>(</w:t>
-      </w:r>
-      <w:r>
-        <w:rPr>
-          <w:rFonts w:ascii="Arial" w:hAnsi="Arial" w:cs="Arial"/>
-          <w:lang w:val="en-GB"/>
-        </w:rPr>
-        <w:br/>
-        <w:t xml:space="preserve">    size = </w:t>
-      </w:r>
-      <w:proofErr w:type="spellStart"/>
-      <w:r>
-        <w:rPr>
-          <w:rFonts w:ascii="Arial" w:hAnsi="Arial" w:cs="Arial"/>
-          <w:lang w:val="en-GB"/>
-        </w:rPr>
-        <w:t>intersection_size</w:t>
-      </w:r>
-      <w:proofErr w:type="spellEnd"/>
-      <w:r>
-        <w:rPr>
-          <w:rFonts w:ascii="Arial" w:hAnsi="Arial" w:cs="Arial"/>
-          <w:lang w:val="en-GB"/>
-        </w:rPr>
-        <w:t>,</w:t>
-      </w:r>
-      <w:r>
-        <w:rPr>
-          <w:rFonts w:ascii="Arial" w:hAnsi="Arial" w:cs="Arial"/>
-          <w:lang w:val="en-GB"/>
-        </w:rPr>
-        <w:br/>
-        <w:t xml:space="preserve">    </w:t>
-      </w:r>
-      <w:proofErr w:type="spellStart"/>
-      <w:r>
-        <w:rPr>
-          <w:rFonts w:ascii="Arial" w:hAnsi="Arial" w:cs="Arial"/>
-          <w:lang w:val="en-GB"/>
-        </w:rPr>
-        <w:t>color</w:t>
-      </w:r>
-      <w:proofErr w:type="spellEnd"/>
-      <w:r>
-        <w:rPr>
-          <w:rFonts w:ascii="Arial" w:hAnsi="Arial" w:cs="Arial"/>
-          <w:lang w:val="en-GB"/>
-        </w:rPr>
-        <w:t xml:space="preserve"> = </w:t>
-      </w:r>
-      <w:proofErr w:type="spellStart"/>
-      <w:r>
-        <w:rPr>
-          <w:rFonts w:ascii="Arial" w:hAnsi="Arial" w:cs="Arial"/>
-          <w:lang w:val="en-GB"/>
-        </w:rPr>
-        <w:t>neglogp</w:t>
-      </w:r>
-      <w:proofErr w:type="spellEnd"/>
-      <w:r>
-        <w:rPr>
-          <w:rFonts w:ascii="Arial" w:hAnsi="Arial" w:cs="Arial"/>
-          <w:lang w:val="en-GB"/>
-        </w:rPr>
-        <w:br/>
-        <w:t xml:space="preserve">  ), alpha = 0.9) +</w:t>
-      </w:r>
-      <w:r>
-        <w:rPr>
-          <w:rFonts w:ascii="Arial" w:hAnsi="Arial" w:cs="Arial"/>
-          <w:lang w:val="en-GB"/>
-        </w:rPr>
-        <w:br/>
-        <w:t xml:space="preserve">  </w:t>
-      </w:r>
-      <w:r>
-        <w:rPr>
-          <w:rFonts w:ascii="Arial" w:hAnsi="Arial" w:cs="Arial"/>
-          <w:lang w:val="en-GB"/>
-        </w:rPr>
-        <w:br/>
-        <w:t xml:space="preserve">  </w:t>
-      </w:r>
-      <w:proofErr w:type="spellStart"/>
-      <w:r>
-        <w:rPr>
-          <w:rFonts w:ascii="Arial" w:hAnsi="Arial" w:cs="Arial"/>
-          <w:lang w:val="en-GB"/>
-        </w:rPr>
-        <w:t>facet_wrap</w:t>
-      </w:r>
-      <w:proofErr w:type="spellEnd"/>
-      <w:r>
-        <w:rPr>
-          <w:rFonts w:ascii="Arial" w:hAnsi="Arial" w:cs="Arial"/>
-          <w:lang w:val="en-GB"/>
-        </w:rPr>
-        <w:t>(~group, scales = "</w:t>
-      </w:r>
-      <w:proofErr w:type="spellStart"/>
-      <w:r>
-        <w:rPr>
-          <w:rFonts w:ascii="Arial" w:hAnsi="Arial" w:cs="Arial"/>
-          <w:lang w:val="en-GB"/>
-        </w:rPr>
-        <w:t>free_y</w:t>
-      </w:r>
-      <w:proofErr w:type="spellEnd"/>
-      <w:r>
-        <w:rPr>
-          <w:rFonts w:ascii="Arial" w:hAnsi="Arial" w:cs="Arial"/>
-          <w:lang w:val="en-GB"/>
-        </w:rPr>
-        <w:t>") +</w:t>
-      </w:r>
-      <w:r>
-        <w:rPr>
-          <w:rFonts w:ascii="Arial" w:hAnsi="Arial" w:cs="Arial"/>
-          <w:lang w:val="en-GB"/>
-        </w:rPr>
-        <w:br/>
-        <w:t xml:space="preserve">  </w:t>
-      </w:r>
-      <w:r>
-        <w:rPr>
-          <w:rFonts w:ascii="Arial" w:hAnsi="Arial" w:cs="Arial"/>
-          <w:lang w:val="en-GB"/>
-        </w:rPr>
-        <w:br/>
-        <w:t xml:space="preserve">  </w:t>
-      </w:r>
-      <w:proofErr w:type="spellStart"/>
-      <w:r>
-        <w:rPr>
-          <w:rFonts w:ascii="Arial" w:hAnsi="Arial" w:cs="Arial"/>
-          <w:lang w:val="en-GB"/>
-        </w:rPr>
-        <w:t>scale_y_reordered</w:t>
-      </w:r>
-      <w:proofErr w:type="spellEnd"/>
-      <w:r>
-        <w:rPr>
-          <w:rFonts w:ascii="Arial" w:hAnsi="Arial" w:cs="Arial"/>
-          <w:lang w:val="en-GB"/>
-        </w:rPr>
-        <w:t>() +</w:t>
-      </w:r>
-      <w:r>
-        <w:rPr>
-          <w:rFonts w:ascii="Arial" w:hAnsi="Arial" w:cs="Arial"/>
-          <w:lang w:val="en-GB"/>
-        </w:rPr>
-        <w:br/>
-        <w:t xml:space="preserve">  </w:t>
-      </w:r>
-      <w:r>
-        <w:rPr>
-          <w:rFonts w:ascii="Arial" w:hAnsi="Arial" w:cs="Arial"/>
-          <w:lang w:val="en-GB"/>
-        </w:rPr>
-        <w:br/>
-        <w:t xml:space="preserve">  </w:t>
-      </w:r>
-      <w:proofErr w:type="spellStart"/>
-      <w:r>
-        <w:rPr>
-          <w:rFonts w:ascii="Arial" w:hAnsi="Arial" w:cs="Arial"/>
-          <w:lang w:val="en-GB"/>
-        </w:rPr>
-        <w:t>scale_color_gradient</w:t>
-      </w:r>
-      <w:proofErr w:type="spellEnd"/>
-      <w:r>
-        <w:rPr>
-          <w:rFonts w:ascii="Arial" w:hAnsi="Arial" w:cs="Arial"/>
-          <w:lang w:val="en-GB"/>
-        </w:rPr>
-        <w:t>(</w:t>
-      </w:r>
-      <w:r>
-        <w:rPr>
-          <w:rFonts w:ascii="Arial" w:hAnsi="Arial" w:cs="Arial"/>
-          <w:lang w:val="en-GB"/>
-        </w:rPr>
-        <w:br/>
-        <w:t xml:space="preserve">    low = "#2c7bb6",</w:t>
-      </w:r>
-      <w:r>
-        <w:rPr>
-          <w:rFonts w:ascii="Arial" w:hAnsi="Arial" w:cs="Arial"/>
-          <w:lang w:val="en-GB"/>
-        </w:rPr>
-        <w:br/>
-        <w:t xml:space="preserve">    high = "#d7191c"</w:t>
-      </w:r>
-      <w:r>
-        <w:rPr>
-          <w:rFonts w:ascii="Arial" w:hAnsi="Arial" w:cs="Arial"/>
-          <w:lang w:val="en-GB"/>
-        </w:rPr>
-        <w:br/>
-        <w:t xml:space="preserve">  ) +</w:t>
-      </w:r>
-      <w:r>
-        <w:rPr>
-          <w:rFonts w:ascii="Arial" w:hAnsi="Arial" w:cs="Arial"/>
-          <w:lang w:val="en-GB"/>
-        </w:rPr>
-        <w:br/>
-        <w:t xml:space="preserve">  </w:t>
-      </w:r>
-      <w:r>
-        <w:rPr>
-          <w:rFonts w:ascii="Arial" w:hAnsi="Arial" w:cs="Arial"/>
-          <w:lang w:val="en-GB"/>
-        </w:rPr>
-        <w:br/>
-        <w:t xml:space="preserve">  </w:t>
-      </w:r>
-      <w:proofErr w:type="spellStart"/>
-      <w:r>
-        <w:rPr>
-          <w:rFonts w:ascii="Arial" w:hAnsi="Arial" w:cs="Arial"/>
-          <w:lang w:val="en-GB"/>
-        </w:rPr>
-        <w:t>scale_size</w:t>
-      </w:r>
-      <w:proofErr w:type="spellEnd"/>
-      <w:r>
-        <w:rPr>
-          <w:rFonts w:ascii="Arial" w:hAnsi="Arial" w:cs="Arial"/>
-          <w:lang w:val="en-GB"/>
-        </w:rPr>
-        <w:t>(range = c(2, 7)) +</w:t>
-      </w:r>
-      <w:r>
-        <w:rPr>
-          <w:rFonts w:ascii="Arial" w:hAnsi="Arial" w:cs="Arial"/>
-          <w:lang w:val="en-GB"/>
-        </w:rPr>
-        <w:br/>
-        <w:t xml:space="preserve">  </w:t>
-      </w:r>
-      <w:r>
-        <w:rPr>
-          <w:rFonts w:ascii="Arial" w:hAnsi="Arial" w:cs="Arial"/>
-          <w:lang w:val="en-GB"/>
-        </w:rPr>
-        <w:br/>
-        <w:t xml:space="preserve">  </w:t>
-      </w:r>
-      <w:proofErr w:type="spellStart"/>
-      <w:r>
-        <w:rPr>
-          <w:rFonts w:ascii="Arial" w:hAnsi="Arial" w:cs="Arial"/>
-          <w:lang w:val="en-GB"/>
-        </w:rPr>
-        <w:t>theme_classic</w:t>
-      </w:r>
-      <w:proofErr w:type="spellEnd"/>
-      <w:r>
-        <w:rPr>
-          <w:rFonts w:ascii="Arial" w:hAnsi="Arial" w:cs="Arial"/>
-          <w:lang w:val="en-GB"/>
-        </w:rPr>
-        <w:t>(</w:t>
-      </w:r>
-      <w:proofErr w:type="spellStart"/>
-      <w:r>
-        <w:rPr>
-          <w:rFonts w:ascii="Arial" w:hAnsi="Arial" w:cs="Arial"/>
-          <w:lang w:val="en-GB"/>
-        </w:rPr>
-        <w:t>base_size</w:t>
-      </w:r>
-      <w:proofErr w:type="spellEnd"/>
-      <w:r>
-        <w:rPr>
-          <w:rFonts w:ascii="Arial" w:hAnsi="Arial" w:cs="Arial"/>
-          <w:lang w:val="en-GB"/>
-        </w:rPr>
-        <w:t xml:space="preserve"> = 13) +</w:t>
-      </w:r>
-      <w:r>
-        <w:rPr>
-          <w:rFonts w:ascii="Arial" w:hAnsi="Arial" w:cs="Arial"/>
-          <w:lang w:val="en-GB"/>
-        </w:rPr>
-        <w:br/>
-        <w:t xml:space="preserve">  </w:t>
-      </w:r>
-      <w:r>
-        <w:rPr>
-          <w:rFonts w:ascii="Arial" w:hAnsi="Arial" w:cs="Arial"/>
-          <w:lang w:val="en-GB"/>
-        </w:rPr>
-        <w:br/>
-        <w:t xml:space="preserve">  labs(</w:t>
-      </w:r>
-      <w:r>
-        <w:rPr>
-          <w:rFonts w:ascii="Arial" w:hAnsi="Arial" w:cs="Arial"/>
-          <w:lang w:val="en-GB"/>
-        </w:rPr>
-        <w:br/>
-        <w:t xml:space="preserve">    title = "Vision-related GO enrichment",</w:t>
-      </w:r>
-      <w:r>
-        <w:rPr>
-          <w:rFonts w:ascii="Arial" w:hAnsi="Arial" w:cs="Arial"/>
-          <w:lang w:val="en-GB"/>
-        </w:rPr>
-        <w:br/>
-        <w:t xml:space="preserve">    x = "Gene ratio",</w:t>
-      </w:r>
-      <w:r>
-        <w:rPr>
-          <w:rFonts w:ascii="Arial" w:hAnsi="Arial" w:cs="Arial"/>
-          <w:lang w:val="en-GB"/>
-        </w:rPr>
-        <w:br/>
-        <w:t xml:space="preserve">    y = NULL</w:t>
-      </w:r>
-      <w:r>
-        <w:rPr>
-          <w:rFonts w:ascii="Arial" w:hAnsi="Arial" w:cs="Arial"/>
-          <w:lang w:val="en-GB"/>
-        </w:rPr>
-        <w:br/>
-        <w:t xml:space="preserve">  ) +</w:t>
-      </w:r>
-      <w:r>
-        <w:rPr>
-          <w:rFonts w:ascii="Arial" w:hAnsi="Arial" w:cs="Arial"/>
-          <w:lang w:val="en-GB"/>
-        </w:rPr>
-        <w:br/>
-        <w:t xml:space="preserve">  </w:t>
-      </w:r>
-      <w:r>
-        <w:rPr>
-          <w:rFonts w:ascii="Arial" w:hAnsi="Arial" w:cs="Arial"/>
-          <w:lang w:val="en-GB"/>
-        </w:rPr>
-        <w:br/>
-        <w:t xml:space="preserve">  theme(</w:t>
-      </w:r>
-      <w:r>
-        <w:rPr>
-          <w:rFonts w:ascii="Arial" w:hAnsi="Arial" w:cs="Arial"/>
-          <w:lang w:val="en-GB"/>
-        </w:rPr>
-        <w:br/>
-        <w:t xml:space="preserve">    </w:t>
-      </w:r>
-      <w:proofErr w:type="spellStart"/>
-      <w:r>
-        <w:rPr>
-          <w:rFonts w:ascii="Arial" w:hAnsi="Arial" w:cs="Arial"/>
-          <w:lang w:val="en-GB"/>
-        </w:rPr>
-        <w:t>strip.text</w:t>
-      </w:r>
-      <w:proofErr w:type="spellEnd"/>
-      <w:r>
-        <w:rPr>
-          <w:rFonts w:ascii="Arial" w:hAnsi="Arial" w:cs="Arial"/>
-          <w:lang w:val="en-GB"/>
-        </w:rPr>
-        <w:t xml:space="preserve"> = </w:t>
-      </w:r>
-      <w:proofErr w:type="spellStart"/>
-      <w:r>
-        <w:rPr>
-          <w:rFonts w:ascii="Arial" w:hAnsi="Arial" w:cs="Arial"/>
-          <w:lang w:val="en-GB"/>
-        </w:rPr>
-        <w:t>element_text</w:t>
-      </w:r>
-      <w:proofErr w:type="spellEnd"/>
-      <w:r>
-        <w:rPr>
-          <w:rFonts w:ascii="Arial" w:hAnsi="Arial" w:cs="Arial"/>
-          <w:lang w:val="en-GB"/>
-        </w:rPr>
-        <w:t>(face = "bold"),</w:t>
-      </w:r>
-      <w:r>
-        <w:rPr>
-          <w:rFonts w:ascii="Arial" w:hAnsi="Arial" w:cs="Arial"/>
-          <w:lang w:val="en-GB"/>
-        </w:rPr>
-        <w:br/>
-        <w:t xml:space="preserve">    </w:t>
-      </w:r>
-      <w:proofErr w:type="spellStart"/>
-      <w:r>
-        <w:rPr>
-          <w:rFonts w:ascii="Arial" w:hAnsi="Arial" w:cs="Arial"/>
-          <w:lang w:val="en-GB"/>
-        </w:rPr>
-        <w:t>axis.text.y</w:t>
-      </w:r>
-      <w:proofErr w:type="spellEnd"/>
-      <w:r>
-        <w:rPr>
-          <w:rFonts w:ascii="Arial" w:hAnsi="Arial" w:cs="Arial"/>
-          <w:lang w:val="en-GB"/>
-        </w:rPr>
-        <w:t xml:space="preserve"> = </w:t>
-      </w:r>
-      <w:proofErr w:type="spellStart"/>
-      <w:r>
-        <w:rPr>
-          <w:rFonts w:ascii="Arial" w:hAnsi="Arial" w:cs="Arial"/>
-          <w:lang w:val="en-GB"/>
-        </w:rPr>
-        <w:t>element_text</w:t>
-      </w:r>
-      <w:proofErr w:type="spellEnd"/>
-      <w:r>
-        <w:rPr>
-          <w:rFonts w:ascii="Arial" w:hAnsi="Arial" w:cs="Arial"/>
-          <w:lang w:val="en-GB"/>
-        </w:rPr>
-        <w:t>(size = 8),</w:t>
-      </w:r>
-      <w:r>
-        <w:rPr>
-          <w:rFonts w:ascii="Arial" w:hAnsi="Arial" w:cs="Arial"/>
-          <w:lang w:val="en-GB"/>
-        </w:rPr>
-        <w:br/>
-        <w:t xml:space="preserve">    </w:t>
-      </w:r>
-      <w:proofErr w:type="spellStart"/>
-      <w:r>
-        <w:rPr>
-          <w:rFonts w:ascii="Arial" w:hAnsi="Arial" w:cs="Arial"/>
-          <w:lang w:val="en-GB"/>
-        </w:rPr>
-        <w:t>panel.spacing</w:t>
-      </w:r>
-      <w:proofErr w:type="spellEnd"/>
-      <w:r>
-        <w:rPr>
-          <w:rFonts w:ascii="Arial" w:hAnsi="Arial" w:cs="Arial"/>
-          <w:lang w:val="en-GB"/>
-        </w:rPr>
-        <w:t xml:space="preserve"> = unit(1.5, "lines")</w:t>
-      </w:r>
-      <w:r>
-        <w:rPr>
-          <w:rFonts w:ascii="Arial" w:hAnsi="Arial" w:cs="Arial"/>
-          <w:lang w:val="en-GB"/>
-        </w:rPr>
-        <w:br/>
-        <w:t xml:space="preserve">  )</w:t>
-      </w:r>
-    </w:p>
-    <w:p>
-      <w:pPr>
-        <w:spacing w:line="360" w:lineRule="auto"/>
-        <w:rPr>
-          <w:rFonts w:ascii="Arial" w:hAnsi="Arial" w:cs="Arial"/>
-          <w:lang w:val="en-GB"/>
-        </w:rPr>
-      </w:pPr>
-      <w:r>
-        <w:rPr>
-          <w:rFonts w:ascii="Arial" w:hAnsi="Arial" w:cs="Arial"/>
-          <w:lang w:val="en-GB"/>
-        </w:rPr>
-        <w:pict w14:anchorId="484ECDD2">
-          <v:rect id="_x0000_i1062" style="width:0;height:1.5pt" o:hralign="center" o:hrstd="t" o:hr="t" fillcolor="#a0a0a0" stroked="f"/>
-        </w:pict>
-      </w:r>
-    </w:p>
-    <w:p>
-      <w:pPr>
-        <w:spacing w:line="360" w:lineRule="auto"/>
-        <w:rPr>
-          <w:rFonts w:ascii="Arial" w:hAnsi="Arial" w:cs="Arial"/>
-          <w:b/>
-          <w:bCs/>
-          <w:lang w:val="en-GB"/>
-        </w:rPr>
-      </w:pPr>
-      <w:r>
-        <w:rPr>
-          <w:rFonts w:ascii="Segoe UI Emoji" w:hAnsi="Segoe UI Emoji" w:cs="Segoe UI Emoji"/>
-          <w:b/>
-          <w:bCs/>
-          <w:lang w:val="en-GB"/>
-        </w:rPr>
-        <w:t>⚠️</w:t>
-      </w:r>
-      <w:r>
-        <w:rPr>
-          <w:rFonts w:ascii="Arial" w:hAnsi="Arial" w:cs="Arial"/>
-          <w:b/>
-          <w:bCs/>
-          <w:lang w:val="en-GB"/>
-        </w:rPr>
-        <w:t xml:space="preserve"> One more thing to double-check</w:t>
-      </w:r>
-    </w:p>
-    <w:p>
-      <w:pPr>
-        <w:spacing w:line="360" w:lineRule="auto"/>
-        <w:rPr>
-          <w:rFonts w:ascii="Arial" w:hAnsi="Arial" w:cs="Arial"/>
-          <w:b/>
-          <w:bCs/>
-          <w:lang w:val="en-GB"/>
-        </w:rPr>
-      </w:pPr>
-      <w:r>
-        <w:rPr>
-          <w:rFonts w:ascii="Arial" w:hAnsi="Arial" w:cs="Arial"/>
-          <w:b/>
-          <w:bCs/>
-          <w:lang w:val="en-GB"/>
-        </w:rPr>
-        <w:lastRenderedPageBreak/>
-        <w:t xml:space="preserve">1. </w:t>
-      </w:r>
-      <w:proofErr w:type="spellStart"/>
-      <w:r>
-        <w:rPr>
-          <w:rFonts w:ascii="Arial" w:hAnsi="Arial" w:cs="Arial"/>
-          <w:b/>
-          <w:bCs/>
-          <w:lang w:val="en-GB"/>
-        </w:rPr>
-        <w:t>gene_ratio</w:t>
-      </w:r>
-      <w:proofErr w:type="spellEnd"/>
-      <w:r>
-        <w:rPr>
-          <w:rFonts w:ascii="Arial" w:hAnsi="Arial" w:cs="Arial"/>
-          <w:b/>
-          <w:bCs/>
-          <w:lang w:val="en-GB"/>
-        </w:rPr>
-        <w:t xml:space="preserve"> should be numeric</w:t>
-      </w:r>
-    </w:p>
-    <w:p>
-      <w:pPr>
-        <w:spacing w:line="360" w:lineRule="auto"/>
-        <w:rPr>
-          <w:rFonts w:ascii="Arial" w:hAnsi="Arial" w:cs="Arial"/>
-          <w:lang w:val="en-GB"/>
-        </w:rPr>
-      </w:pPr>
-      <w:r>
-        <w:rPr>
-          <w:rFonts w:ascii="Arial" w:hAnsi="Arial" w:cs="Arial"/>
-          <w:lang w:val="en-GB"/>
-        </w:rPr>
-        <w:t>In many GO outputs it comes in as something like "5/100" (character). If so, your x-axis won’t behave correctly.</w:t>
-      </w:r>
-    </w:p>
-    <w:p>
-      <w:pPr>
-        <w:spacing w:line="360" w:lineRule="auto"/>
-        <w:rPr>
-          <w:rFonts w:ascii="Arial" w:hAnsi="Arial" w:cs="Arial"/>
-          <w:lang w:val="en-GB"/>
-        </w:rPr>
-      </w:pPr>
-      <w:r>
-        <w:rPr>
-          <w:rFonts w:ascii="Arial" w:hAnsi="Arial" w:cs="Arial"/>
-          <w:lang w:val="en-GB"/>
-        </w:rPr>
-        <w:t>If needed:</w:t>
-      </w:r>
-    </w:p>
-    <w:p>
-      <w:pPr>
-        <w:spacing w:line="360" w:lineRule="auto"/>
-        <w:rPr>
-          <w:rFonts w:ascii="Arial" w:hAnsi="Arial" w:cs="Arial"/>
-          <w:lang w:val="en-GB"/>
-        </w:rPr>
-      </w:pPr>
-      <w:proofErr w:type="spellStart"/>
-      <w:r>
-        <w:rPr>
-          <w:rFonts w:ascii="Arial" w:hAnsi="Arial" w:cs="Arial"/>
-          <w:lang w:val="en-GB"/>
-        </w:rPr>
-        <w:t>vision_plot$gene_ratio</w:t>
-      </w:r>
-      <w:proofErr w:type="spellEnd"/>
-      <w:r>
-        <w:rPr>
-          <w:rFonts w:ascii="Arial" w:hAnsi="Arial" w:cs="Arial"/>
-          <w:lang w:val="en-GB"/>
-        </w:rPr>
-        <w:t xml:space="preserve"> &lt;- </w:t>
-      </w:r>
-      <w:proofErr w:type="gramStart"/>
-      <w:r>
-        <w:rPr>
-          <w:rFonts w:ascii="Arial" w:hAnsi="Arial" w:cs="Arial"/>
-          <w:lang w:val="en-GB"/>
-        </w:rPr>
-        <w:t>eval(parse(</w:t>
-      </w:r>
-      <w:proofErr w:type="gramEnd"/>
-      <w:r>
-        <w:rPr>
-          <w:rFonts w:ascii="Arial" w:hAnsi="Arial" w:cs="Arial"/>
-          <w:lang w:val="en-GB"/>
-        </w:rPr>
-        <w:t xml:space="preserve">text = </w:t>
-      </w:r>
-      <w:proofErr w:type="spellStart"/>
-      <w:r>
-        <w:rPr>
-          <w:rFonts w:ascii="Arial" w:hAnsi="Arial" w:cs="Arial"/>
-          <w:lang w:val="en-GB"/>
-        </w:rPr>
-        <w:t>vision_plot$gene_ratio</w:t>
-      </w:r>
-      <w:proofErr w:type="spellEnd"/>
-      <w:r>
-        <w:rPr>
-          <w:rFonts w:ascii="Arial" w:hAnsi="Arial" w:cs="Arial"/>
-          <w:lang w:val="en-GB"/>
-        </w:rPr>
-        <w:t>))</w:t>
-      </w:r>
-    </w:p>
-    <w:p>
-      <w:pPr>
-        <w:spacing w:line="360" w:lineRule="auto"/>
-        <w:rPr>
-          <w:rFonts w:ascii="Arial" w:hAnsi="Arial" w:cs="Arial"/>
-          <w:lang w:val="en-GB"/>
-        </w:rPr>
-      </w:pPr>
-      <w:r>
-        <w:rPr>
-          <w:rFonts w:ascii="Arial" w:hAnsi="Arial" w:cs="Arial"/>
-          <w:lang w:val="en-GB"/>
-        </w:rPr>
-        <w:t>or safer:</w:t>
-      </w:r>
-    </w:p>
-    <w:p>
-      <w:pPr>
-        <w:spacing w:line="360" w:lineRule="auto"/>
-        <w:rPr>
-          <w:rFonts w:ascii="Arial" w:hAnsi="Arial" w:cs="Arial"/>
-          <w:lang w:val="en-GB"/>
-        </w:rPr>
-      </w:pPr>
-      <w:proofErr w:type="spellStart"/>
-      <w:r>
-        <w:rPr>
-          <w:rFonts w:ascii="Arial" w:hAnsi="Arial" w:cs="Arial"/>
-          <w:lang w:val="en-GB"/>
-        </w:rPr>
-        <w:t>vision_plot$gene_ratio</w:t>
-      </w:r>
-      <w:proofErr w:type="spellEnd"/>
-      <w:r>
-        <w:rPr>
-          <w:rFonts w:ascii="Arial" w:hAnsi="Arial" w:cs="Arial"/>
-          <w:lang w:val="en-GB"/>
-        </w:rPr>
-        <w:t xml:space="preserve"> &lt;- </w:t>
-      </w:r>
-      <w:proofErr w:type="spellStart"/>
-      <w:proofErr w:type="gramStart"/>
-      <w:r>
-        <w:rPr>
-          <w:rFonts w:ascii="Arial" w:hAnsi="Arial" w:cs="Arial"/>
-          <w:lang w:val="en-GB"/>
-        </w:rPr>
-        <w:t>sapply</w:t>
-      </w:r>
-      <w:proofErr w:type="spellEnd"/>
-      <w:r>
-        <w:rPr>
-          <w:rFonts w:ascii="Arial" w:hAnsi="Arial" w:cs="Arial"/>
-          <w:lang w:val="en-GB"/>
-        </w:rPr>
-        <w:t>(</w:t>
-      </w:r>
-      <w:proofErr w:type="spellStart"/>
-      <w:r>
-        <w:rPr>
-          <w:rFonts w:ascii="Arial" w:hAnsi="Arial" w:cs="Arial"/>
-          <w:lang w:val="en-GB"/>
-        </w:rPr>
-        <w:t>strsplit</w:t>
-      </w:r>
-      <w:proofErr w:type="spellEnd"/>
-      <w:r>
-        <w:rPr>
-          <w:rFonts w:ascii="Arial" w:hAnsi="Arial" w:cs="Arial"/>
-          <w:lang w:val="en-GB"/>
-        </w:rPr>
-        <w:t>(</w:t>
-      </w:r>
-      <w:proofErr w:type="spellStart"/>
-      <w:proofErr w:type="gramEnd"/>
-      <w:r>
-        <w:rPr>
-          <w:rFonts w:ascii="Arial" w:hAnsi="Arial" w:cs="Arial"/>
-          <w:lang w:val="en-GB"/>
-        </w:rPr>
-        <w:t>vision_plot$gene_ratio</w:t>
-      </w:r>
-      <w:proofErr w:type="spellEnd"/>
-      <w:r>
-        <w:rPr>
-          <w:rFonts w:ascii="Arial" w:hAnsi="Arial" w:cs="Arial"/>
-          <w:lang w:val="en-GB"/>
-        </w:rPr>
-        <w:t xml:space="preserve">, "/"), function(x) </w:t>
-      </w:r>
-      <w:proofErr w:type="spellStart"/>
-      <w:proofErr w:type="gramStart"/>
-      <w:r>
-        <w:rPr>
-          <w:rFonts w:ascii="Arial" w:hAnsi="Arial" w:cs="Arial"/>
-          <w:lang w:val="en-GB"/>
-        </w:rPr>
-        <w:t>as.numeric</w:t>
-      </w:r>
-      <w:proofErr w:type="spellEnd"/>
-      <w:proofErr w:type="gramEnd"/>
-      <w:r>
-        <w:rPr>
-          <w:rFonts w:ascii="Arial" w:hAnsi="Arial" w:cs="Arial"/>
-          <w:lang w:val="en-GB"/>
-        </w:rPr>
-        <w:t>(</w:t>
-      </w:r>
-      <w:proofErr w:type="gramStart"/>
-      <w:r>
-        <w:rPr>
-          <w:rFonts w:ascii="Arial" w:hAnsi="Arial" w:cs="Arial"/>
-          <w:lang w:val="en-GB"/>
-        </w:rPr>
-        <w:t>x[</w:t>
-      </w:r>
-      <w:proofErr w:type="gramEnd"/>
-      <w:r>
-        <w:rPr>
-          <w:rFonts w:ascii="Arial" w:hAnsi="Arial" w:cs="Arial"/>
-          <w:lang w:val="en-GB"/>
-        </w:rPr>
-        <w:t xml:space="preserve">1]) / </w:t>
-      </w:r>
-      <w:proofErr w:type="spellStart"/>
-      <w:proofErr w:type="gramStart"/>
-      <w:r>
-        <w:rPr>
-          <w:rFonts w:ascii="Arial" w:hAnsi="Arial" w:cs="Arial"/>
-          <w:lang w:val="en-GB"/>
-        </w:rPr>
-        <w:t>as.numeric</w:t>
-      </w:r>
-      <w:proofErr w:type="spellEnd"/>
-      <w:proofErr w:type="gramEnd"/>
-      <w:r>
-        <w:rPr>
-          <w:rFonts w:ascii="Arial" w:hAnsi="Arial" w:cs="Arial"/>
-          <w:lang w:val="en-GB"/>
-        </w:rPr>
-        <w:t>(</w:t>
-      </w:r>
-      <w:proofErr w:type="gramStart"/>
-      <w:r>
-        <w:rPr>
-          <w:rFonts w:ascii="Arial" w:hAnsi="Arial" w:cs="Arial"/>
-          <w:lang w:val="en-GB"/>
-        </w:rPr>
-        <w:t>x[</w:t>
-      </w:r>
-      <w:proofErr w:type="gramEnd"/>
-      <w:r>
-        <w:rPr>
-          <w:rFonts w:ascii="Arial" w:hAnsi="Arial" w:cs="Arial"/>
-          <w:lang w:val="en-GB"/>
-        </w:rPr>
-        <w:t>2]))</w:t>
-      </w:r>
-    </w:p>
-    <w:p>
-      <w:pPr>
-        <w:spacing w:line="360" w:lineRule="auto"/>
-        <w:rPr>
-          <w:rFonts w:ascii="Arial" w:hAnsi="Arial" w:cs="Arial"/>
-          <w:lang w:val="en-GB"/>
-        </w:rPr>
-      </w:pPr>
-      <w:r>
-        <w:rPr>
-          <w:rFonts w:ascii="Arial" w:hAnsi="Arial" w:cs="Arial"/>
-          <w:lang w:val="en-GB"/>
-        </w:rPr>
-        <w:pict w14:anchorId="123AD998">
-          <v:rect id="_x0000_i1063" style="width:0;height:1.5pt" o:hralign="center" o:hrstd="t" o:hr="t" fillcolor="#a0a0a0" stroked="f"/>
-        </w:pict>
-      </w:r>
-    </w:p>
-    <w:p>
-      <w:pPr>
-        <w:spacing w:line="360" w:lineRule="auto"/>
-        <w:rPr>
-          <w:rFonts w:ascii="Arial" w:hAnsi="Arial" w:cs="Arial"/>
-          <w:b/>
-          <w:bCs/>
-          <w:lang w:val="en-GB"/>
-        </w:rPr>
-      </w:pPr>
-      <w:r>
-        <w:rPr>
-          <w:rFonts w:ascii="Arial" w:hAnsi="Arial" w:cs="Arial"/>
-          <w:b/>
-          <w:bCs/>
-          <w:lang w:val="en-GB"/>
-        </w:rPr>
-        <w:t xml:space="preserve">2. About </w:t>
-      </w:r>
-      <w:proofErr w:type="spellStart"/>
-      <w:r>
-        <w:rPr>
-          <w:rFonts w:ascii="Arial" w:hAnsi="Arial" w:cs="Arial"/>
-          <w:b/>
-          <w:bCs/>
-          <w:lang w:val="en-GB"/>
-        </w:rPr>
-        <w:t>scale_y_</w:t>
-      </w:r>
-      <w:proofErr w:type="gramStart"/>
-      <w:r>
-        <w:rPr>
-          <w:rFonts w:ascii="Arial" w:hAnsi="Arial" w:cs="Arial"/>
-          <w:b/>
-          <w:bCs/>
-          <w:lang w:val="en-GB"/>
-        </w:rPr>
-        <w:t>reordered</w:t>
-      </w:r>
-      <w:proofErr w:type="spellEnd"/>
-      <w:r>
-        <w:rPr>
-          <w:rFonts w:ascii="Arial" w:hAnsi="Arial" w:cs="Arial"/>
-          <w:b/>
-          <w:bCs/>
-          <w:lang w:val="en-GB"/>
-        </w:rPr>
-        <w:t>(</w:t>
-      </w:r>
-      <w:proofErr w:type="gramEnd"/>
-      <w:r>
-        <w:rPr>
-          <w:rFonts w:ascii="Arial" w:hAnsi="Arial" w:cs="Arial"/>
-          <w:b/>
-          <w:bCs/>
-          <w:lang w:val="en-GB"/>
-        </w:rPr>
-        <w:t>)</w:t>
-      </w:r>
-    </w:p>
-    <w:p>
-      <w:pPr>
-        <w:spacing w:line="360" w:lineRule="auto"/>
-        <w:rPr>
-          <w:rFonts w:ascii="Arial" w:hAnsi="Arial" w:cs="Arial"/>
-          <w:lang w:val="en-GB"/>
-        </w:rPr>
-      </w:pPr>
-      <w:r>
-        <w:rPr>
-          <w:rFonts w:ascii="Arial" w:hAnsi="Arial" w:cs="Arial"/>
-          <w:lang w:val="en-GB"/>
-        </w:rPr>
-        <w:t xml:space="preserve">This only works if you used something like </w:t>
-      </w:r>
-      <w:proofErr w:type="spellStart"/>
-      <w:proofErr w:type="gramStart"/>
-      <w:r>
-        <w:rPr>
-          <w:rFonts w:ascii="Arial" w:hAnsi="Arial" w:cs="Arial"/>
-          <w:lang w:val="en-GB"/>
-        </w:rPr>
-        <w:t>forcats</w:t>
-      </w:r>
-      <w:proofErr w:type="spellEnd"/>
-      <w:r>
-        <w:rPr>
-          <w:rFonts w:ascii="Arial" w:hAnsi="Arial" w:cs="Arial"/>
-          <w:lang w:val="en-GB"/>
-        </w:rPr>
-        <w:t>::</w:t>
-      </w:r>
-      <w:proofErr w:type="spellStart"/>
-      <w:proofErr w:type="gramEnd"/>
-      <w:r>
-        <w:rPr>
-          <w:rFonts w:ascii="Arial" w:hAnsi="Arial" w:cs="Arial"/>
-          <w:lang w:val="en-GB"/>
-        </w:rPr>
-        <w:t>fct_</w:t>
-      </w:r>
-      <w:proofErr w:type="gramStart"/>
-      <w:r>
-        <w:rPr>
-          <w:rFonts w:ascii="Arial" w:hAnsi="Arial" w:cs="Arial"/>
-          <w:lang w:val="en-GB"/>
-        </w:rPr>
-        <w:t>reorder</w:t>
-      </w:r>
-      <w:proofErr w:type="spellEnd"/>
-      <w:r>
-        <w:rPr>
-          <w:rFonts w:ascii="Arial" w:hAnsi="Arial" w:cs="Arial"/>
-          <w:lang w:val="en-GB"/>
-        </w:rPr>
-        <w:t>(</w:t>
-      </w:r>
-      <w:proofErr w:type="gramEnd"/>
-      <w:r>
-        <w:rPr>
-          <w:rFonts w:ascii="Arial" w:hAnsi="Arial" w:cs="Arial"/>
-          <w:lang w:val="en-GB"/>
-        </w:rPr>
-        <w:t xml:space="preserve">) or </w:t>
-      </w:r>
-      <w:proofErr w:type="spellStart"/>
-      <w:proofErr w:type="gramStart"/>
-      <w:r>
-        <w:rPr>
-          <w:rFonts w:ascii="Arial" w:hAnsi="Arial" w:cs="Arial"/>
-          <w:lang w:val="en-GB"/>
-        </w:rPr>
-        <w:t>tidytext</w:t>
-      </w:r>
-      <w:proofErr w:type="spellEnd"/>
-      <w:r>
-        <w:rPr>
-          <w:rFonts w:ascii="Arial" w:hAnsi="Arial" w:cs="Arial"/>
-          <w:lang w:val="en-GB"/>
-        </w:rPr>
-        <w:t>::</w:t>
-      </w:r>
-      <w:proofErr w:type="spellStart"/>
-      <w:proofErr w:type="gramEnd"/>
-      <w:r>
-        <w:rPr>
-          <w:rFonts w:ascii="Arial" w:hAnsi="Arial" w:cs="Arial"/>
-          <w:lang w:val="en-GB"/>
-        </w:rPr>
-        <w:t>reorder_</w:t>
-      </w:r>
-      <w:proofErr w:type="gramStart"/>
-      <w:r>
-        <w:rPr>
-          <w:rFonts w:ascii="Arial" w:hAnsi="Arial" w:cs="Arial"/>
-          <w:lang w:val="en-GB"/>
-        </w:rPr>
-        <w:t>within</w:t>
-      </w:r>
-      <w:proofErr w:type="spellEnd"/>
-      <w:r>
-        <w:rPr>
-          <w:rFonts w:ascii="Arial" w:hAnsi="Arial" w:cs="Arial"/>
-          <w:lang w:val="en-GB"/>
-        </w:rPr>
-        <w:t>(</w:t>
-      </w:r>
-      <w:proofErr w:type="gramEnd"/>
-      <w:r>
-        <w:rPr>
-          <w:rFonts w:ascii="Arial" w:hAnsi="Arial" w:cs="Arial"/>
-          <w:lang w:val="en-GB"/>
-        </w:rPr>
-        <w:t>). If your GO terms are already factors, it may be unnecessary or even confusing in faceted plots.</w:t>
-      </w:r>
-    </w:p>
-    <w:p>
-      <w:pPr>
-        <w:spacing w:line="360" w:lineRule="auto"/>
-        <w:rPr>
-          <w:rFonts w:ascii="Arial" w:hAnsi="Arial" w:cs="Arial"/>
-          <w:lang w:val="en-GB"/>
-        </w:rPr>
-      </w:pPr>
-      <w:r>
-        <w:rPr>
-          <w:rFonts w:ascii="Arial" w:hAnsi="Arial" w:cs="Arial"/>
-          <w:lang w:val="en-GB"/>
-        </w:rPr>
-        <w:pict w14:anchorId="76BA49B2">
-          <v:rect id="_x0000_i1064" style="width:0;height:1.5pt" o:hralign="center" o:hrstd="t" o:hr="t" fillcolor="#a0a0a0" stroked="f"/>
-        </w:pict>
-      </w:r>
-    </w:p>
-    <w:p>
-      <w:pPr>
-        <w:spacing w:line="360" w:lineRule="auto"/>
-        <w:rPr>
-          <w:rFonts w:ascii="Arial" w:hAnsi="Arial" w:cs="Arial"/>
-          <w:b/>
-          <w:bCs/>
-          <w:lang w:val="en-GB"/>
-        </w:rPr>
-      </w:pPr>
-      <w:r>
-        <w:rPr>
-          <w:rFonts w:ascii="Segoe UI Emoji" w:hAnsi="Segoe UI Emoji" w:cs="Segoe UI Emoji"/>
-          <w:b/>
-          <w:bCs/>
-          <w:lang w:val="en-GB"/>
-        </w:rPr>
-        <w:t>🧠</w:t>
-      </w:r>
-      <w:r>
-        <w:rPr>
-          <w:rFonts w:ascii="Arial" w:hAnsi="Arial" w:cs="Arial"/>
-          <w:b/>
-          <w:bCs/>
-          <w:lang w:val="en-GB"/>
-        </w:rPr>
-        <w:t xml:space="preserve"> Optional improvement (often better for GO plots)</w:t>
-      </w:r>
-    </w:p>
-    <w:p>
-      <w:pPr>
-        <w:spacing w:line="360" w:lineRule="auto"/>
-        <w:rPr>
-          <w:rFonts w:ascii="Arial" w:hAnsi="Arial" w:cs="Arial"/>
-          <w:lang w:val="en-GB"/>
-        </w:rPr>
-      </w:pPr>
-      <w:r>
-        <w:rPr>
-          <w:rFonts w:ascii="Arial" w:hAnsi="Arial" w:cs="Arial"/>
-          <w:lang w:val="en-GB"/>
-        </w:rPr>
-        <w:t>If you want cleaner ranking per facet:</w:t>
-      </w:r>
-    </w:p>
-    <w:p>
-      <w:pPr>
-        <w:spacing w:line="360" w:lineRule="auto"/>
-        <w:rPr>
-          <w:rFonts w:ascii="Arial" w:hAnsi="Arial" w:cs="Arial"/>
-          <w:lang w:val="en-GB"/>
-        </w:rPr>
-      </w:pPr>
-      <w:proofErr w:type="spellStart"/>
-      <w:proofErr w:type="gramStart"/>
-      <w:r>
-        <w:rPr>
-          <w:rFonts w:ascii="Arial" w:hAnsi="Arial" w:cs="Arial"/>
-          <w:lang w:val="en-GB"/>
-        </w:rPr>
-        <w:t>aes</w:t>
-      </w:r>
-      <w:proofErr w:type="spellEnd"/>
-      <w:r>
-        <w:rPr>
-          <w:rFonts w:ascii="Arial" w:hAnsi="Arial" w:cs="Arial"/>
-          <w:lang w:val="en-GB"/>
-        </w:rPr>
-        <w:t>(</w:t>
-      </w:r>
-      <w:proofErr w:type="gramEnd"/>
-      <w:r>
-        <w:rPr>
-          <w:rFonts w:ascii="Arial" w:hAnsi="Arial" w:cs="Arial"/>
-          <w:lang w:val="en-GB"/>
-        </w:rPr>
-        <w:t xml:space="preserve">y = </w:t>
-      </w:r>
-      <w:proofErr w:type="gramStart"/>
-      <w:r>
-        <w:rPr>
-          <w:rFonts w:ascii="Arial" w:hAnsi="Arial" w:cs="Arial"/>
-          <w:lang w:val="en-GB"/>
-        </w:rPr>
-        <w:t>reorder(</w:t>
-      </w:r>
-      <w:proofErr w:type="spellStart"/>
-      <w:proofErr w:type="gramEnd"/>
-      <w:r>
-        <w:rPr>
-          <w:rFonts w:ascii="Arial" w:hAnsi="Arial" w:cs="Arial"/>
-          <w:lang w:val="en-GB"/>
-        </w:rPr>
-        <w:t>term_f</w:t>
-      </w:r>
-      <w:proofErr w:type="spellEnd"/>
-      <w:r>
-        <w:rPr>
-          <w:rFonts w:ascii="Arial" w:hAnsi="Arial" w:cs="Arial"/>
-          <w:lang w:val="en-GB"/>
-        </w:rPr>
-        <w:t xml:space="preserve">, </w:t>
-      </w:r>
-      <w:proofErr w:type="spellStart"/>
-      <w:r>
-        <w:rPr>
-          <w:rFonts w:ascii="Arial" w:hAnsi="Arial" w:cs="Arial"/>
-          <w:lang w:val="en-GB"/>
-        </w:rPr>
-        <w:t>gene_ratio</w:t>
-      </w:r>
-      <w:proofErr w:type="spellEnd"/>
-      <w:r>
-        <w:rPr>
-          <w:rFonts w:ascii="Arial" w:hAnsi="Arial" w:cs="Arial"/>
-          <w:lang w:val="en-GB"/>
-        </w:rPr>
-        <w:t>))</w:t>
-      </w:r>
-    </w:p>
-    <w:p>
-      <w:pPr>
-        <w:spacing w:line="360" w:lineRule="auto"/>
-        <w:rPr>
-          <w:rFonts w:ascii="Arial" w:hAnsi="Arial" w:cs="Arial"/>
-          <w:lang w:val="en-GB"/>
-        </w:rPr>
-      </w:pPr>
-      <w:r>
-        <w:rPr>
-          <w:rFonts w:ascii="Arial" w:hAnsi="Arial" w:cs="Arial"/>
-          <w:lang w:val="en-GB"/>
-        </w:rPr>
-        <w:t xml:space="preserve">instead of relying on </w:t>
-      </w:r>
-      <w:proofErr w:type="spellStart"/>
-      <w:r>
-        <w:rPr>
-          <w:rFonts w:ascii="Arial" w:hAnsi="Arial" w:cs="Arial"/>
-          <w:lang w:val="en-GB"/>
-        </w:rPr>
-        <w:t>scale_y_</w:t>
-      </w:r>
-      <w:proofErr w:type="gramStart"/>
-      <w:r>
-        <w:rPr>
-          <w:rFonts w:ascii="Arial" w:hAnsi="Arial" w:cs="Arial"/>
-          <w:lang w:val="en-GB"/>
-        </w:rPr>
-        <w:t>reordered</w:t>
-      </w:r>
-      <w:proofErr w:type="spellEnd"/>
-      <w:r>
-        <w:rPr>
-          <w:rFonts w:ascii="Arial" w:hAnsi="Arial" w:cs="Arial"/>
-          <w:lang w:val="en-GB"/>
-        </w:rPr>
-        <w:t>(</w:t>
-      </w:r>
-      <w:proofErr w:type="gramEnd"/>
-      <w:r>
-        <w:rPr>
-          <w:rFonts w:ascii="Arial" w:hAnsi="Arial" w:cs="Arial"/>
-          <w:lang w:val="en-GB"/>
-        </w:rPr>
-        <w:t>).</w:t>
-      </w:r>
-    </w:p>
-    <w:p>
-      <w:pPr>
-        <w:spacing w:line="360" w:lineRule="auto"/>
-        <w:rPr>
-          <w:rFonts w:ascii="Arial" w:hAnsi="Arial" w:cs="Arial"/>
-          <w:lang w:val="en-GB"/>
-        </w:rPr>
-      </w:pPr>
-      <w:r>
-        <w:rPr>
-          <w:rFonts w:ascii="Arial" w:hAnsi="Arial" w:cs="Arial"/>
-          <w:lang w:val="en-GB"/>
-        </w:rPr>
-        <w:pict w14:anchorId="63AA3BAE">
-          <v:rect id="_x0000_i1065" style="width:0;height:1.5pt" o:hralign="center" o:hrstd="t" o:hr="t" fillcolor="#a0a0a0" stroked="f"/>
-        </w:pict>
-      </w:r>
-    </w:p>
-    <w:p>
-      <w:pPr>
-        <w:spacing w:line="360" w:lineRule="auto"/>
-        <w:rPr>
-          <w:rFonts w:ascii="Arial" w:hAnsi="Arial" w:cs="Arial"/>
-          <w:b/>
-          <w:bCs/>
-          <w:lang w:val="en-GB"/>
-        </w:rPr>
-      </w:pPr>
-      <w:r>
-        <w:rPr>
-          <w:rFonts w:ascii="Arial" w:hAnsi="Arial" w:cs="Arial"/>
-          <w:b/>
-          <w:bCs/>
-          <w:lang w:val="en-GB"/>
-        </w:rPr>
-        <w:t>Summary</w:t>
-      </w:r>
-    </w:p>
-    <w:p>
-      <w:pPr>
-        <w:numPr>
-          <w:ilvl w:val="0"/>
-          <w:numId w:val="15"/>
-        </w:numPr>
-        <w:spacing w:line="360" w:lineRule="auto"/>
-        <w:rPr>
-          <w:rFonts w:ascii="Arial" w:hAnsi="Arial" w:cs="Arial"/>
-          <w:lang w:val="en-GB"/>
-        </w:rPr>
-      </w:pPr>
-      <w:r>
-        <w:rPr>
-          <w:rFonts w:ascii="Segoe UI Emoji" w:hAnsi="Segoe UI Emoji" w:cs="Segoe UI Emoji"/>
-          <w:lang w:val="en-GB"/>
-        </w:rPr>
-        <w:t>❌</w:t>
-      </w:r>
-      <w:r>
-        <w:rPr>
-          <w:rFonts w:ascii="Arial" w:hAnsi="Arial" w:cs="Arial"/>
-          <w:lang w:val="en-GB"/>
-        </w:rPr>
-        <w:t xml:space="preserve"> </w:t>
-      </w:r>
-      <w:proofErr w:type="spellStart"/>
-      <w:r>
-        <w:rPr>
-          <w:rFonts w:ascii="Arial" w:hAnsi="Arial" w:cs="Arial"/>
-          <w:lang w:val="en-GB"/>
-        </w:rPr>
-        <w:t>coord_</w:t>
-      </w:r>
-      <w:proofErr w:type="gramStart"/>
-      <w:r>
-        <w:rPr>
-          <w:rFonts w:ascii="Arial" w:hAnsi="Arial" w:cs="Arial"/>
-          <w:lang w:val="en-GB"/>
-        </w:rPr>
-        <w:t>flip</w:t>
-      </w:r>
-      <w:proofErr w:type="spellEnd"/>
-      <w:r>
-        <w:rPr>
-          <w:rFonts w:ascii="Arial" w:hAnsi="Arial" w:cs="Arial"/>
-          <w:lang w:val="en-GB"/>
-        </w:rPr>
-        <w:t>(</w:t>
-      </w:r>
-      <w:proofErr w:type="gramEnd"/>
-      <w:r>
-        <w:rPr>
-          <w:rFonts w:ascii="Arial" w:hAnsi="Arial" w:cs="Arial"/>
-          <w:lang w:val="en-GB"/>
-        </w:rPr>
-        <w:t xml:space="preserve">) is the reason your axes feel “wrong” </w:t>
-      </w:r>
-    </w:p>
-    <w:p>
-      <w:pPr>
-        <w:numPr>
-          <w:ilvl w:val="0"/>
-          <w:numId w:val="15"/>
-        </w:numPr>
-        <w:spacing w:line="360" w:lineRule="auto"/>
-        <w:rPr>
-          <w:rFonts w:ascii="Arial" w:hAnsi="Arial" w:cs="Arial"/>
-          <w:lang w:val="en-GB"/>
-        </w:rPr>
-      </w:pPr>
-      <w:r>
-        <w:rPr>
-          <w:rFonts w:ascii="Segoe UI Emoji" w:hAnsi="Segoe UI Emoji" w:cs="Segoe UI Emoji"/>
-          <w:lang w:val="en-GB"/>
-        </w:rPr>
-        <w:t>✅</w:t>
-      </w:r>
-      <w:r>
-        <w:rPr>
-          <w:rFonts w:ascii="Arial" w:hAnsi="Arial" w:cs="Arial"/>
-          <w:lang w:val="en-GB"/>
-        </w:rPr>
-        <w:t xml:space="preserve"> Remove it to keep GO terms on Y and gene ratio on X </w:t>
-      </w:r>
-    </w:p>
-    <w:p>
-      <w:pPr>
-        <w:numPr>
-          <w:ilvl w:val="0"/>
-          <w:numId w:val="15"/>
-        </w:numPr>
-        <w:spacing w:line="360" w:lineRule="auto"/>
-        <w:rPr>
-          <w:rFonts w:ascii="Arial" w:hAnsi="Arial" w:cs="Arial"/>
-          <w:lang w:val="en-GB"/>
-        </w:rPr>
-      </w:pPr>
-      <w:r>
-        <w:rPr>
-          <w:rFonts w:ascii="Segoe UI Emoji" w:hAnsi="Segoe UI Emoji" w:cs="Segoe UI Emoji"/>
-          <w:lang w:val="en-GB"/>
-        </w:rPr>
-        <w:t>⚠️</w:t>
-      </w:r>
-      <w:r>
-        <w:rPr>
-          <w:rFonts w:ascii="Arial" w:hAnsi="Arial" w:cs="Arial"/>
-          <w:lang w:val="en-GB"/>
-        </w:rPr>
-        <w:t xml:space="preserve"> Make sure </w:t>
-      </w:r>
-      <w:proofErr w:type="spellStart"/>
-      <w:r>
-        <w:rPr>
-          <w:rFonts w:ascii="Arial" w:hAnsi="Arial" w:cs="Arial"/>
-          <w:lang w:val="en-GB"/>
-        </w:rPr>
-        <w:t>gene_ratio</w:t>
-      </w:r>
-      <w:proofErr w:type="spellEnd"/>
-      <w:r>
-        <w:rPr>
-          <w:rFonts w:ascii="Arial" w:hAnsi="Arial" w:cs="Arial"/>
-          <w:lang w:val="en-GB"/>
-        </w:rPr>
-        <w:t xml:space="preserve"> is numeric </w:t>
-      </w:r>
-    </w:p>
-    <w:p>
-      <w:pPr>
-        <w:numPr>
-          <w:ilvl w:val="0"/>
-          <w:numId w:val="15"/>
-        </w:numPr>
-        <w:spacing w:line="360" w:lineRule="auto"/>
-        <w:rPr>
-          <w:rFonts w:ascii="Arial" w:hAnsi="Arial" w:cs="Arial"/>
-          <w:lang w:val="en-GB"/>
-        </w:rPr>
-      </w:pPr>
-      <w:r>
-        <w:rPr>
-          <w:rFonts w:ascii="Segoe UI Emoji" w:hAnsi="Segoe UI Emoji" w:cs="Segoe UI Emoji"/>
-          <w:lang w:val="en-GB"/>
-        </w:rPr>
-        <w:lastRenderedPageBreak/>
-        <w:t>⚠️</w:t>
-      </w:r>
-      <w:r>
-        <w:rPr>
-          <w:rFonts w:ascii="Arial" w:hAnsi="Arial" w:cs="Arial"/>
-          <w:lang w:val="en-GB"/>
-        </w:rPr>
-        <w:t xml:space="preserve"> </w:t>
-      </w:r>
-      <w:proofErr w:type="spellStart"/>
-      <w:r>
-        <w:rPr>
-          <w:rFonts w:ascii="Arial" w:hAnsi="Arial" w:cs="Arial"/>
-          <w:lang w:val="en-GB"/>
-        </w:rPr>
-        <w:t>scale_y_</w:t>
-      </w:r>
-      <w:proofErr w:type="gramStart"/>
-      <w:r>
-        <w:rPr>
-          <w:rFonts w:ascii="Arial" w:hAnsi="Arial" w:cs="Arial"/>
-          <w:lang w:val="en-GB"/>
-        </w:rPr>
-        <w:t>reordered</w:t>
-      </w:r>
-      <w:proofErr w:type="spellEnd"/>
-      <w:r>
-        <w:rPr>
-          <w:rFonts w:ascii="Arial" w:hAnsi="Arial" w:cs="Arial"/>
-          <w:lang w:val="en-GB"/>
-        </w:rPr>
-        <w:t>(</w:t>
-      </w:r>
-      <w:proofErr w:type="gramEnd"/>
-      <w:r>
-        <w:rPr>
-          <w:rFonts w:ascii="Arial" w:hAnsi="Arial" w:cs="Arial"/>
-          <w:lang w:val="en-GB"/>
-        </w:rPr>
-        <w:t xml:space="preserve">) may be redundant depending on your preprocessing </w:t>
-      </w:r>
-    </w:p>
-    <w:p>
-      <w:pPr>
-        <w:spacing w:line="360" w:lineRule="auto"/>
-        <w:rPr>
-          <w:rFonts w:ascii="Arial" w:hAnsi="Arial" w:cs="Arial"/>
-          <w:lang w:val="en-GB"/>
-        </w:rPr>
-      </w:pPr>
-      <w:r>
-        <w:rPr>
-          <w:rFonts w:ascii="Arial" w:hAnsi="Arial" w:cs="Arial"/>
-          <w:lang w:val="en-GB"/>
-        </w:rPr>
-        <w:pict w14:anchorId="14C07288">
-          <v:rect id="_x0000_i1066" style="width:0;height:1.5pt" o:hralign="center" o:hrstd="t" o:hr="t" fillcolor="#a0a0a0" stroked="f"/>
-        </w:pict>
-      </w:r>
-    </w:p>
-    <w:p>
-      <w:pPr>
-        <w:spacing w:line="360" w:lineRule="auto"/>
-        <w:rPr>
-          <w:rFonts w:ascii="Arial" w:hAnsi="Arial" w:cs="Arial"/>
-          <w:lang w:val="en-GB"/>
-        </w:rPr>
-      </w:pPr>
-      <w:r>
-        <w:rPr>
-          <w:rFonts w:ascii="Arial" w:hAnsi="Arial" w:cs="Arial"/>
-          <w:lang w:val="en-GB"/>
-        </w:rPr>
-        <w:t xml:space="preserve">If you want, I can help you upgrade this into a </w:t>
-      </w:r>
-      <w:r>
-        <w:rPr>
-          <w:rFonts w:ascii="Arial" w:hAnsi="Arial" w:cs="Arial"/>
-          <w:b/>
-          <w:bCs/>
-          <w:lang w:val="en-GB"/>
-        </w:rPr>
-        <w:t>clustered GO dot plot (much cleaner for papers)</w:t>
-      </w:r>
-      <w:r>
-        <w:rPr>
-          <w:rFonts w:ascii="Arial" w:hAnsi="Arial" w:cs="Arial"/>
-          <w:lang w:val="en-GB"/>
-        </w:rPr>
-        <w:t xml:space="preserve"> or add </w:t>
-      </w:r>
-      <w:r>
-        <w:rPr>
-          <w:rFonts w:ascii="Arial" w:hAnsi="Arial" w:cs="Arial"/>
-          <w:b/>
-          <w:bCs/>
-          <w:lang w:val="en-GB"/>
-        </w:rPr>
-        <w:t>ordering by significance within each facet</w:t>
-      </w:r>
-      <w:r>
-        <w:rPr>
-          <w:rFonts w:ascii="Arial" w:hAnsi="Arial" w:cs="Arial"/>
-          <w:lang w:val="en-GB"/>
-        </w:rPr>
-        <w:t>.</w:t>
-      </w:r>
-    </w:p>
-    <w:p>
-      <w:pPr>
-        <w:spacing w:line="360" w:lineRule="auto"/>
-        <w:rPr>
-          <w:rFonts w:ascii="Arial" w:hAnsi="Arial" w:cs="Arial"/>
-        </w:rPr>
-      </w:pPr>
-    </w:p>
-    <w:p>
-      <w:pPr>
-        <w:spacing w:line="360" w:lineRule="auto"/>
-        <w:rPr>
-          <w:rFonts w:ascii="Arial" w:hAnsi="Arial" w:cs="Arial"/>
-        </w:rPr>
-      </w:pPr>
     </w:p>
     <w:sectPr>
       <w:pgSz w:w="12240" w:h="15840"/>
@@ -3245,7 +772,7 @@
 </file>
 
 <file path=word/numbering.xml><?xml version="1.0" encoding="utf-8"?>
-<w:numbering xmlns:wpc="http://schemas.microsoft.com/office/word/2010/wordprocessingCanvas" xmlns:cx="http://schemas.microsoft.com/office/drawing/2014/chartex" xmlns:cx1="http://schemas.microsoft.com/office/drawing/2015/9/8/chartex" xmlns:cx2="http://schemas.microsoft.com/office/drawing/2015/10/21/chartex" xmlns:cx3="http://schemas.microsoft.com/office/drawing/2016/5/9/chartex" xmlns:cx4="http://schemas.microsoft.com/office/drawing/2016/5/10/chartex" xmlns:cx5="http://schemas.microsoft.com/office/drawing/2016/5/11/chartex" xmlns:cx6="http://schemas.microsoft.com/office/drawing/2016/5/12/chartex" xmlns:cx7="http://schemas.microsoft.com/office/drawing/2016/5/13/chartex" xmlns:cx8="http://schemas.microsoft.com/office/drawing/2016/5/14/chartex" xmlns:mc="http://schemas.openxmlformats.org/markup-compatibility/2006" xmlns:aink="http://schemas.microsoft.com/office/drawing/2016/ink" xmlns:am3d="http://schemas.microsoft.com/office/drawing/2017/model3d" xmlns:o="urn:schemas-microsoft-com:office:office" xmlns:oel="http://schemas.microsoft.com/office/2019/extlst" xmlns:r="http://schemas.openxmlformats.org/officeDocument/2006/relationships" xmlns:m="http://schemas.openxmlformats.org/officeDocument/2006/math" xmlns:v="urn:schemas-microsoft-com:vml" xmlns:wp14="http://schemas.microsoft.com/office/word/2010/wordprocessingDrawing" xmlns:wp="http://schemas.openxmlformats.org/drawingml/2006/wordprocessingDrawing" xmlns:w10="urn:schemas-microsoft-com:office:word" xmlns:w="http://schemas.openxmlformats.org/wordprocessingml/2006/main" xmlns:w14="http://schemas.microsoft.com/office/word/2010/wordml" xmlns:w15="http://schemas.microsoft.com/office/word/2012/wordml" xmlns:w16cex="http://schemas.microsoft.com/office/word/2018/wordml/cex" xmlns:w16cid="http://schemas.microsoft.com/office/word/2016/wordml/cid" xmlns:w16="http://schemas.microsoft.com/office/word/2018/wordml" xmlns:w16du="http://schemas.microsoft.com/office/word/2023/wordml/word16du" xmlns:w16sdtdh="http://schemas.microsoft.com/office/word/2020/wordml/sdtdatahash" xmlns:w16sdtfl="http://schemas.microsoft.com/office/word/2024/wordml/sdtformatlock" xmlns:w16se="http://schemas.microsoft.com/office/word/2015/wordml/symex" xmlns:wpg="http://schemas.microsoft.com/office/word/2010/wordprocessingGroup" xmlns:wpi="http://schemas.microsoft.com/office/word/2010/wordprocessingInk" xmlns:wne="http://schemas.microsoft.com/office/word/2006/wordml" xmlns:wps="http://schemas.microsoft.com/office/word/2010/wordprocessingShape" mc:Ignorable="w14 w15 w16se w16cid w16 w16cex w16sdtdh w16sdtfl w16du wp14">
+<w:numbering xmlns:wpc="http://schemas.microsoft.com/office/word/2010/wordprocessingCanvas" xmlns:cx="http://schemas.microsoft.com/office/drawing/2014/chartex" xmlns:cx1="http://schemas.microsoft.com/office/drawing/2015/9/8/chartex" xmlns:cx2="http://schemas.microsoft.com/office/drawing/2015/10/21/chartex" xmlns:cx3="http://schemas.microsoft.com/office/drawing/2016/5/9/chartex" xmlns:cx4="http://schemas.microsoft.com/office/drawing/2016/5/10/chartex" xmlns:cx5="http://schemas.microsoft.com/office/drawing/2016/5/11/chartex" xmlns:cx6="http://schemas.microsoft.com/office/drawing/2016/5/12/chartex" xmlns:cx7="http://schemas.microsoft.com/office/drawing/2016/5/13/chartex" xmlns:cx8="http://schemas.microsoft.com/office/drawing/2016/5/14/chartex" xmlns:mc="http://schemas.openxmlformats.org/markup-compatibility/2006" xmlns:aink="http://schemas.microsoft.com/office/drawing/2016/ink" xmlns:am3d="http://schemas.microsoft.com/office/drawing/2017/model3d" xmlns:o="urn:schemas-microsoft-com:office:office" xmlns:oel="http://schemas.microsoft.com/office/2019/extlst" xmlns:r="http://schemas.openxmlformats.org/officeDocument/2006/relationships" xmlns:m="http://schemas.openxmlformats.org/officeDocument/2006/math" xmlns:v="urn:schemas-microsoft-com:vml" xmlns:wp14="http://schemas.microsoft.com/office/word/2010/wordprocessingDrawing" xmlns:wp="http://schemas.openxmlformats.org/drawingml/2006/wordprocessingDrawing" xmlns:w10="urn:schemas-microsoft-com:office:word" xmlns:w="http://schemas.openxmlformats.org/wordprocessingml/2006/main" xmlns:w14="http://schemas.microsoft.com/office/word/2010/wordml" xmlns:w15="http://schemas.microsoft.com/office/word/2012/wordml" xmlns:w16cei="http://schemas.microsoft.com/office/word/2026/wordml/cei" xmlns:w16cex="http://schemas.microsoft.com/office/word/2018/wordml/cex" xmlns:w16cid="http://schemas.microsoft.com/office/word/2016/wordml/cid" xmlns:w16="http://schemas.microsoft.com/office/word/2018/wordml" xmlns:w16du="http://schemas.microsoft.com/office/word/2023/wordml/word16du" xmlns:w16sdtdh="http://schemas.microsoft.com/office/word/2020/wordml/sdtdatahash" xmlns:w16sdtfl="http://schemas.microsoft.com/office/word/2024/wordml/sdtformatlock" xmlns:w16se="http://schemas.microsoft.com/office/word/2015/wordml/symex" xmlns:wpg="http://schemas.microsoft.com/office/word/2010/wordprocessingGroup" xmlns:wpi="http://schemas.microsoft.com/office/word/2010/wordprocessingInk" xmlns:wne="http://schemas.microsoft.com/office/word/2006/wordml" xmlns:wps="http://schemas.microsoft.com/office/word/2010/wordprocessingShape" mc:Ignorable="w14 w15 w16se w16cid w16 w16cex w16sdtdh w16sdtfl w16du wp14">
   <w:abstractNum w:abstractNumId="0" w15:restartNumberingAfterBreak="0">
     <w:nsid w:val="FFFFFF7C"/>
     <w:multiLevelType w:val="singleLevel"/>
@@ -4962,6 +2489,7 @@
   <w:style w:type="character" w:default="1" w:styleId="DefaultParagraphFont">
     <w:name w:val="Default Paragraph Font"/>
     <w:uiPriority w:val="1"/>
+    <w:semiHidden/>
     <w:unhideWhenUsed/>
   </w:style>
   <w:style w:type="table" w:default="1" w:styleId="TableNormal">
